--- a/Team03_PRJ566_NCC_SDS_S26_WK08_github (3).docx
+++ b/Team03_PRJ566_NCC_SDS_S26_WK08_github (3).docx
@@ -1,6 +1,6 @@
 
 <file path=word/document.xml><?xml version="1.0" encoding="utf-8"?>
-<w:document xmlns:wpc="http://schemas.microsoft.com/office/word/2010/wordprocessingCanvas" xmlns:cx="http://schemas.microsoft.com/office/drawing/2014/chartex" xmlns:cx1="http://schemas.microsoft.com/office/drawing/2015/9/8/chartex" xmlns:cx2="http://schemas.microsoft.com/office/drawing/2015/10/21/chartex" xmlns:cx3="http://schemas.microsoft.com/office/drawing/2016/5/9/chartex" xmlns:cx4="http://schemas.microsoft.com/office/drawing/2016/5/10/chartex" xmlns:cx5="http://schemas.microsoft.com/office/drawing/2016/5/11/chartex" xmlns:cx6="http://schemas.microsoft.com/office/drawing/2016/5/12/chartex" xmlns:cx7="http://schemas.microsoft.com/office/drawing/2016/5/13/chartex" xmlns:cx8="http://schemas.microsoft.com/office/drawing/2016/5/14/chartex" xmlns:mc="http://schemas.openxmlformats.org/markup-compatibility/2006" xmlns:aink="http://schemas.microsoft.com/office/drawing/2016/ink" xmlns:am3d="http://schemas.microsoft.com/office/drawing/2017/model3d" xmlns:o="urn:schemas-microsoft-com:office:office" xmlns:oel="http://schemas.microsoft.com/office/2019/extlst" xmlns:r="http://schemas.openxmlformats.org/officeDocument/2006/relationships" xmlns:m="http://schemas.openxmlformats.org/officeDocument/2006/math" xmlns:v="urn:schemas-microsoft-com:vml" xmlns:wp14="http://schemas.microsoft.com/office/word/2010/wordprocessingDrawing" xmlns:wp="http://schemas.openxmlformats.org/drawingml/2006/wordprocessingDrawing" xmlns:w10="urn:schemas-microsoft-com:office:word" xmlns:w="http://schemas.openxmlformats.org/wordprocessingml/2006/main" xmlns:w14="http://schemas.microsoft.com/office/word/2010/wordml" xmlns:w15="http://schemas.microsoft.com/office/word/2012/wordml" xmlns:w16cex="http://schemas.microsoft.com/office/word/2018/wordml/cex" xmlns:w16cid="http://schemas.microsoft.com/office/word/2016/wordml/cid" xmlns:w16="http://schemas.microsoft.com/office/word/2018/wordml" xmlns:w16du="http://schemas.microsoft.com/office/word/2023/wordml/word16du" xmlns:w16sdtdh="http://schemas.microsoft.com/office/word/2020/wordml/sdtdatahash" xmlns:w16sdtfl="http://schemas.microsoft.com/office/word/2024/wordml/sdtformatlock" xmlns:w16se="http://schemas.microsoft.com/office/word/2015/wordml/symex" xmlns:wpg="http://schemas.microsoft.com/office/word/2010/wordprocessingGroup" xmlns:wpi="http://schemas.microsoft.com/office/word/2010/wordprocessingInk" xmlns:wne="http://schemas.microsoft.com/office/word/2006/wordml" xmlns:wps="http://schemas.microsoft.com/office/word/2010/wordprocessingShape" mc:Ignorable="w14 w15 w16se w16cid w16 w16cex w16sdtdh w16sdtfl w16du wp14">
+<w:document xmlns:wpc="http://schemas.microsoft.com/office/word/2010/wordprocessingCanvas" xmlns:cx="http://schemas.microsoft.com/office/drawing/2014/chartex" xmlns:cx1="http://schemas.microsoft.com/office/drawing/2015/9/8/chartex" xmlns:cx2="http://schemas.microsoft.com/office/drawing/2015/10/21/chartex" xmlns:cx3="http://schemas.microsoft.com/office/drawing/2016/5/9/chartex" xmlns:cx4="http://schemas.microsoft.com/office/drawing/2016/5/10/chartex" xmlns:cx5="http://schemas.microsoft.com/office/drawing/2016/5/11/chartex" xmlns:cx6="http://schemas.microsoft.com/office/drawing/2016/5/12/chartex" xmlns:cx7="http://schemas.microsoft.com/office/drawing/2016/5/13/chartex" xmlns:cx8="http://schemas.microsoft.com/office/drawing/2016/5/14/chartex" xmlns:mc="http://schemas.openxmlformats.org/markup-compatibility/2006" xmlns:aink="http://schemas.microsoft.com/office/drawing/2016/ink" xmlns:am3d="http://schemas.microsoft.com/office/drawing/2017/model3d" xmlns:o="urn:schemas-microsoft-com:office:office" xmlns:oel="http://schemas.microsoft.com/office/2019/extlst" xmlns:r="http://schemas.openxmlformats.org/officeDocument/2006/relationships" xmlns:m="http://schemas.openxmlformats.org/officeDocument/2006/math" xmlns:v="urn:schemas-microsoft-com:vml" xmlns:wp14="http://schemas.microsoft.com/office/word/2010/wordprocessingDrawing" xmlns:wp="http://schemas.openxmlformats.org/drawingml/2006/wordprocessingDrawing" xmlns:w10="urn:schemas-microsoft-com:office:word" xmlns:w="http://schemas.openxmlformats.org/wordprocessingml/2006/main" xmlns:w14="http://schemas.microsoft.com/office/word/2010/wordml" xmlns:w15="http://schemas.microsoft.com/office/word/2012/wordml" xmlns:w16cei="http://schemas.microsoft.com/office/word/2026/wordml/cei" xmlns:w16cex="http://schemas.microsoft.com/office/word/2018/wordml/cex" xmlns:w16cid="http://schemas.microsoft.com/office/word/2016/wordml/cid" xmlns:w16="http://schemas.microsoft.com/office/word/2018/wordml" xmlns:w16du="http://schemas.microsoft.com/office/word/2023/wordml/word16du" xmlns:w16sdtdh="http://schemas.microsoft.com/office/word/2020/wordml/sdtdatahash" xmlns:w16sdtfl="http://schemas.microsoft.com/office/word/2024/wordml/sdtformatlock" xmlns:w16se="http://schemas.microsoft.com/office/word/2015/wordml/symex" xmlns:wpg="http://schemas.microsoft.com/office/word/2010/wordprocessingGroup" xmlns:wpi="http://schemas.microsoft.com/office/word/2010/wordprocessingInk" xmlns:wne="http://schemas.microsoft.com/office/word/2006/wordml" xmlns:wps="http://schemas.microsoft.com/office/word/2010/wordprocessingShape" mc:Ignorable="w14 w15 w16se w16cid w16 w16cex w16sdtdh w16sdtfl w16du wp14">
   <w:body>
     <w:p>
       <w:pPr>
@@ -6545,15 +6545,6 @@
           <w:szCs w:val="24"/>
           <w:lang w:val="en-CA"/>
         </w:rPr>
-      </w:r>
-      <w:r>
-        <w:rPr>
-          <w:rFonts w:ascii="Times New Roman" w:eastAsia="Times New Roman" w:hAnsi="Times New Roman" w:cs="Times New Roman"/>
-          <w:noProof/>
-          <w:sz w:val="24"/>
-          <w:szCs w:val="24"/>
-          <w:lang w:val="en-CA"/>
-        </w:rPr>
         <w:pict w14:anchorId="1FE44ED2">
           <v:rect id="_x0000_i1025" alt="" style="width:468pt;height:.05pt;mso-width-percent:0;mso-height-percent:0;mso-width-percent:0;mso-height-percent:0" o:hralign="center" o:hrstd="t" o:hr="t" fillcolor="#a0a0a0" stroked="f"/>
         </w:pict>
@@ -20809,20 +20800,6 @@
       </w:r>
       <w:bookmarkEnd w:id="33"/>
     </w:p>
-    <w:p>
-      <w:pPr>
-        <w:pStyle w:val="Instruction"/>
-        <w:rPr>
-          <w:rFonts w:ascii="Times New Roman" w:hAnsi="Times New Roman" w:cs="Times New Roman"/>
-        </w:rPr>
-      </w:pPr>
-      <w:r>
-        <w:rPr>
-          <w:rFonts w:ascii="Times New Roman" w:hAnsi="Times New Roman" w:cs="Times New Roman"/>
-        </w:rPr>
-        <w:t>Add or remove rows as needed. The number of rows in this template is not a required limit.</w:t>
-      </w:r>
-    </w:p>
     <w:tbl>
       <w:tblPr>
         <w:tblStyle w:val="TableGrid"/>
@@ -22841,18 +22818,840 @@
         <w:t>The general product backlog includes high-level user stories with clear descriptions only. Detailed grooming can continue in PRJ666.</w:t>
       </w:r>
     </w:p>
+    <w:tbl>
+      <w:tblPr>
+        <w:tblStyle w:val="TableGrid"/>
+        <w:tblW w:w="0" w:type="auto"/>
+        <w:jc w:val="center"/>
+        <w:tblLook w:val="04A0" w:firstRow="1" w:lastRow="0" w:firstColumn="1" w:lastColumn="0" w:noHBand="0" w:noVBand="1"/>
+      </w:tblPr>
+      <w:tblGrid>
+        <w:gridCol w:w="2553"/>
+        <w:gridCol w:w="2555"/>
+        <w:gridCol w:w="2553"/>
+        <w:gridCol w:w="2553"/>
+      </w:tblGrid>
+      <w:tr>
+        <w:trPr>
+          <w:jc w:val="center"/>
+        </w:trPr>
+        <w:tc>
+          <w:tcPr>
+            <w:tcW w:w="2556" w:type="dxa"/>
+          </w:tcPr>
+          <w:p>
+            <w:pPr>
+              <w:rPr>
+                <w:rFonts w:ascii="Times New Roman" w:hAnsi="Times New Roman" w:cs="Times New Roman"/>
+              </w:rPr>
+            </w:pPr>
+            <w:r>
+              <w:rPr>
+                <w:rFonts w:ascii="Times New Roman" w:hAnsi="Times New Roman" w:cs="Times New Roman"/>
+                <w:b/>
+                <w:sz w:val="18"/>
+              </w:rPr>
+              <w:t>User Story ID</w:t>
+            </w:r>
+          </w:p>
+        </w:tc>
+        <w:tc>
+          <w:tcPr>
+            <w:tcW w:w="2556" w:type="dxa"/>
+          </w:tcPr>
+          <w:p>
+            <w:pPr>
+              <w:rPr>
+                <w:rFonts w:ascii="Times New Roman" w:hAnsi="Times New Roman" w:cs="Times New Roman"/>
+              </w:rPr>
+            </w:pPr>
+            <w:r>
+              <w:rPr>
+                <w:rFonts w:ascii="Times New Roman" w:hAnsi="Times New Roman" w:cs="Times New Roman"/>
+                <w:b/>
+                <w:sz w:val="18"/>
+              </w:rPr>
+              <w:t>Description</w:t>
+            </w:r>
+          </w:p>
+        </w:tc>
+        <w:tc>
+          <w:tcPr>
+            <w:tcW w:w="2556" w:type="dxa"/>
+          </w:tcPr>
+          <w:p>
+            <w:pPr>
+              <w:rPr>
+                <w:rFonts w:ascii="Times New Roman" w:hAnsi="Times New Roman" w:cs="Times New Roman"/>
+              </w:rPr>
+            </w:pPr>
+            <w:r>
+              <w:rPr>
+                <w:rFonts w:ascii="Times New Roman" w:hAnsi="Times New Roman" w:cs="Times New Roman"/>
+                <w:b/>
+                <w:sz w:val="18"/>
+              </w:rPr>
+              <w:t>Priority</w:t>
+            </w:r>
+          </w:p>
+        </w:tc>
+        <w:tc>
+          <w:tcPr>
+            <w:tcW w:w="2556" w:type="dxa"/>
+          </w:tcPr>
+          <w:p>
+            <w:pPr>
+              <w:rPr>
+                <w:rFonts w:ascii="Times New Roman" w:hAnsi="Times New Roman" w:cs="Times New Roman"/>
+              </w:rPr>
+            </w:pPr>
+            <w:r>
+              <w:rPr>
+                <w:rFonts w:ascii="Times New Roman" w:hAnsi="Times New Roman" w:cs="Times New Roman"/>
+                <w:b/>
+                <w:sz w:val="18"/>
+              </w:rPr>
+              <w:t>Status / Notes</w:t>
+            </w:r>
+          </w:p>
+        </w:tc>
+      </w:tr>
+      <w:tr>
+        <w:trPr>
+          <w:jc w:val="center"/>
+        </w:trPr>
+        <w:tc>
+          <w:tcPr>
+            <w:tcW w:w="2556" w:type="dxa"/>
+          </w:tcPr>
+          <w:p>
+            <w:pPr>
+              <w:rPr>
+                <w:rFonts w:ascii="Times New Roman" w:hAnsi="Times New Roman" w:cs="Times New Roman"/>
+              </w:rPr>
+            </w:pPr>
+            <w:r>
+              <w:rPr>
+                <w:rFonts w:ascii="Times New Roman" w:hAnsi="Times New Roman" w:cs="Times New Roman"/>
+              </w:rPr>
+              <w:t>US-05</w:t>
+            </w:r>
+          </w:p>
+        </w:tc>
+        <w:tc>
+          <w:tcPr>
+            <w:tcW w:w="2556" w:type="dxa"/>
+          </w:tcPr>
+          <w:p>
+            <w:pPr>
+              <w:rPr>
+                <w:rFonts w:ascii="Times New Roman" w:hAnsi="Times New Roman" w:cs="Times New Roman"/>
+              </w:rPr>
+            </w:pPr>
+            <w:r>
+              <w:rPr>
+                <w:rFonts w:ascii="Times New Roman" w:hAnsi="Times New Roman" w:cs="Times New Roman"/>
+              </w:rPr>
+              <w:t>As a student, I want to categorize transactions so that I can analyze my spending habits.</w:t>
+            </w:r>
+          </w:p>
+        </w:tc>
+        <w:tc>
+          <w:tcPr>
+            <w:tcW w:w="2556" w:type="dxa"/>
+          </w:tcPr>
+          <w:p>
+            <w:pPr>
+              <w:rPr>
+                <w:rFonts w:ascii="Times New Roman" w:hAnsi="Times New Roman" w:cs="Times New Roman"/>
+              </w:rPr>
+            </w:pPr>
+            <w:r>
+              <w:rPr>
+                <w:rFonts w:ascii="Times New Roman" w:hAnsi="Times New Roman" w:cs="Times New Roman"/>
+              </w:rPr>
+              <w:t>Medium</w:t>
+            </w:r>
+          </w:p>
+        </w:tc>
+        <w:tc>
+          <w:tcPr>
+            <w:tcW w:w="2556" w:type="dxa"/>
+          </w:tcPr>
+          <w:p>
+            <w:pPr>
+              <w:rPr>
+                <w:rFonts w:ascii="Times New Roman" w:hAnsi="Times New Roman" w:cs="Times New Roman"/>
+              </w:rPr>
+            </w:pPr>
+            <w:r>
+              <w:rPr>
+                <w:rFonts w:ascii="Times New Roman" w:hAnsi="Times New Roman" w:cs="Times New Roman"/>
+              </w:rPr>
+              <w:t>Future backlog item; not fully groomed yet.</w:t>
+            </w:r>
+          </w:p>
+        </w:tc>
+      </w:tr>
+      <w:tr>
+        <w:trPr>
+          <w:jc w:val="center"/>
+        </w:trPr>
+        <w:tc>
+          <w:tcPr>
+            <w:tcW w:w="2556" w:type="dxa"/>
+          </w:tcPr>
+          <w:p>
+            <w:pPr>
+              <w:rPr>
+                <w:rFonts w:ascii="Times New Roman" w:hAnsi="Times New Roman" w:cs="Times New Roman"/>
+              </w:rPr>
+            </w:pPr>
+            <w:r>
+              <w:rPr>
+                <w:rFonts w:ascii="Times New Roman" w:hAnsi="Times New Roman" w:cs="Times New Roman"/>
+              </w:rPr>
+              <w:t>US-06</w:t>
+            </w:r>
+          </w:p>
+        </w:tc>
+        <w:tc>
+          <w:tcPr>
+            <w:tcW w:w="2556" w:type="dxa"/>
+          </w:tcPr>
+          <w:p>
+            <w:pPr>
+              <w:rPr>
+                <w:rFonts w:ascii="Times New Roman" w:hAnsi="Times New Roman" w:cs="Times New Roman"/>
+              </w:rPr>
+            </w:pPr>
+            <w:r>
+              <w:rPr>
+                <w:rFonts w:ascii="Times New Roman" w:hAnsi="Times New Roman" w:cs="Times New Roman"/>
+              </w:rPr>
+              <w:t>As a student, I want to create monthly budgets so that I can manage my expenses effectively.</w:t>
+            </w:r>
+          </w:p>
+        </w:tc>
+        <w:tc>
+          <w:tcPr>
+            <w:tcW w:w="2556" w:type="dxa"/>
+          </w:tcPr>
+          <w:p>
+            <w:pPr>
+              <w:rPr>
+                <w:rFonts w:ascii="Times New Roman" w:hAnsi="Times New Roman" w:cs="Times New Roman"/>
+              </w:rPr>
+            </w:pPr>
+            <w:r>
+              <w:rPr>
+                <w:rFonts w:ascii="Times New Roman" w:hAnsi="Times New Roman" w:cs="Times New Roman"/>
+              </w:rPr>
+              <w:t>High</w:t>
+            </w:r>
+          </w:p>
+        </w:tc>
+        <w:tc>
+          <w:tcPr>
+            <w:tcW w:w="2556" w:type="dxa"/>
+          </w:tcPr>
+          <w:p>
+            <w:pPr>
+              <w:rPr>
+                <w:rFonts w:ascii="Times New Roman" w:hAnsi="Times New Roman" w:cs="Times New Roman"/>
+              </w:rPr>
+            </w:pPr>
+            <w:r>
+              <w:rPr>
+                <w:rFonts w:ascii="Times New Roman" w:hAnsi="Times New Roman" w:cs="Times New Roman"/>
+              </w:rPr>
+              <w:t>Future backlog item; not fully groomed yet.</w:t>
+            </w:r>
+          </w:p>
+        </w:tc>
+      </w:tr>
+      <w:tr>
+        <w:trPr>
+          <w:jc w:val="center"/>
+        </w:trPr>
+        <w:tc>
+          <w:tcPr>
+            <w:tcW w:w="2556" w:type="dxa"/>
+          </w:tcPr>
+          <w:p>
+            <w:pPr>
+              <w:rPr>
+                <w:rFonts w:ascii="Times New Roman" w:hAnsi="Times New Roman" w:cs="Times New Roman"/>
+              </w:rPr>
+            </w:pPr>
+            <w:r>
+              <w:rPr>
+                <w:rFonts w:ascii="Times New Roman" w:hAnsi="Times New Roman" w:cs="Times New Roman"/>
+              </w:rPr>
+              <w:t>US-07</w:t>
+            </w:r>
+          </w:p>
+        </w:tc>
+        <w:tc>
+          <w:tcPr>
+            <w:tcW w:w="2556" w:type="dxa"/>
+          </w:tcPr>
+          <w:p>
+            <w:pPr>
+              <w:rPr>
+                <w:rFonts w:ascii="Times New Roman" w:hAnsi="Times New Roman" w:cs="Times New Roman"/>
+              </w:rPr>
+            </w:pPr>
+            <w:r>
+              <w:rPr>
+                <w:rFonts w:ascii="Times New Roman" w:hAnsi="Times New Roman" w:cs="Times New Roman"/>
+              </w:rPr>
+              <w:t>As a student, I want to view reports and charts so that I can understand my financial activity.</w:t>
+            </w:r>
+          </w:p>
+        </w:tc>
+        <w:tc>
+          <w:tcPr>
+            <w:tcW w:w="2556" w:type="dxa"/>
+          </w:tcPr>
+          <w:p>
+            <w:pPr>
+              <w:rPr>
+                <w:rFonts w:ascii="Times New Roman" w:hAnsi="Times New Roman" w:cs="Times New Roman"/>
+              </w:rPr>
+            </w:pPr>
+            <w:r>
+              <w:rPr>
+                <w:rFonts w:ascii="Times New Roman" w:hAnsi="Times New Roman" w:cs="Times New Roman"/>
+              </w:rPr>
+              <w:t>Medium</w:t>
+            </w:r>
+          </w:p>
+        </w:tc>
+        <w:tc>
+          <w:tcPr>
+            <w:tcW w:w="2556" w:type="dxa"/>
+          </w:tcPr>
+          <w:p>
+            <w:pPr>
+              <w:rPr>
+                <w:rFonts w:ascii="Times New Roman" w:hAnsi="Times New Roman" w:cs="Times New Roman"/>
+              </w:rPr>
+            </w:pPr>
+            <w:r>
+              <w:rPr>
+                <w:rFonts w:ascii="Times New Roman" w:hAnsi="Times New Roman" w:cs="Times New Roman"/>
+              </w:rPr>
+              <w:t>Future backlog item; not fully groomed yet.</w:t>
+            </w:r>
+          </w:p>
+        </w:tc>
+      </w:tr>
+      <w:tr>
+        <w:trPr>
+          <w:jc w:val="center"/>
+        </w:trPr>
+        <w:tc>
+          <w:tcPr>
+            <w:tcW w:w="2556" w:type="dxa"/>
+          </w:tcPr>
+          <w:p>
+            <w:pPr>
+              <w:rPr>
+                <w:rFonts w:ascii="Times New Roman" w:hAnsi="Times New Roman" w:cs="Times New Roman"/>
+              </w:rPr>
+            </w:pPr>
+            <w:r>
+              <w:rPr>
+                <w:rFonts w:ascii="Times New Roman" w:hAnsi="Times New Roman" w:cs="Times New Roman"/>
+              </w:rPr>
+              <w:t>US-08</w:t>
+            </w:r>
+          </w:p>
+        </w:tc>
+        <w:tc>
+          <w:tcPr>
+            <w:tcW w:w="2556" w:type="dxa"/>
+          </w:tcPr>
+          <w:p>
+            <w:pPr>
+              <w:rPr>
+                <w:rFonts w:ascii="Times New Roman" w:hAnsi="Times New Roman" w:cs="Times New Roman"/>
+              </w:rPr>
+            </w:pPr>
+            <w:r>
+              <w:rPr>
+                <w:rFonts w:ascii="Times New Roman" w:hAnsi="Times New Roman" w:cs="Times New Roman"/>
+              </w:rPr>
+              <w:t>As an international student, I want to track expenses in multiple currencies so that I can compare spending in my home currency and Canadian dollars.</w:t>
+            </w:r>
+          </w:p>
+        </w:tc>
+        <w:tc>
+          <w:tcPr>
+            <w:tcW w:w="2556" w:type="dxa"/>
+          </w:tcPr>
+          <w:p>
+            <w:pPr>
+              <w:rPr>
+                <w:rFonts w:ascii="Times New Roman" w:hAnsi="Times New Roman" w:cs="Times New Roman"/>
+              </w:rPr>
+            </w:pPr>
+            <w:r>
+              <w:rPr>
+                <w:rFonts w:ascii="Times New Roman" w:hAnsi="Times New Roman" w:cs="Times New Roman"/>
+              </w:rPr>
+              <w:t>High</w:t>
+            </w:r>
+          </w:p>
+        </w:tc>
+        <w:tc>
+          <w:tcPr>
+            <w:tcW w:w="2556" w:type="dxa"/>
+          </w:tcPr>
+          <w:p>
+            <w:pPr>
+              <w:rPr>
+                <w:rFonts w:ascii="Times New Roman" w:hAnsi="Times New Roman" w:cs="Times New Roman"/>
+              </w:rPr>
+            </w:pPr>
+            <w:r>
+              <w:rPr>
+                <w:rFonts w:ascii="Times New Roman" w:hAnsi="Times New Roman" w:cs="Times New Roman"/>
+              </w:rPr>
+              <w:t>Future backlog item; not fully groomed yet.</w:t>
+            </w:r>
+          </w:p>
+        </w:tc>
+      </w:tr>
+      <w:tr>
+        <w:trPr>
+          <w:jc w:val="center"/>
+        </w:trPr>
+        <w:tc>
+          <w:tcPr>
+            <w:tcW w:w="2556" w:type="dxa"/>
+          </w:tcPr>
+          <w:p>
+            <w:pPr>
+              <w:rPr>
+                <w:rFonts w:ascii="Times New Roman" w:hAnsi="Times New Roman" w:cs="Times New Roman"/>
+              </w:rPr>
+            </w:pPr>
+            <w:r>
+              <w:rPr>
+                <w:rFonts w:ascii="Times New Roman" w:hAnsi="Times New Roman" w:cs="Times New Roman"/>
+              </w:rPr>
+              <w:t>US-09</w:t>
+            </w:r>
+          </w:p>
+        </w:tc>
+        <w:tc>
+          <w:tcPr>
+            <w:tcW w:w="2556" w:type="dxa"/>
+          </w:tcPr>
+          <w:p>
+            <w:pPr>
+              <w:rPr>
+                <w:rFonts w:ascii="Times New Roman" w:hAnsi="Times New Roman" w:cs="Times New Roman"/>
+              </w:rPr>
+            </w:pPr>
+            <w:r>
+              <w:rPr>
+                <w:rFonts w:ascii="Times New Roman" w:hAnsi="Times New Roman" w:cs="Times New Roman"/>
+              </w:rPr>
+              <w:t>As a student, I want to receive a Student Spending Health Score so that I can evaluate my financial habits.</w:t>
+            </w:r>
+          </w:p>
+        </w:tc>
+        <w:tc>
+          <w:tcPr>
+            <w:tcW w:w="2556" w:type="dxa"/>
+          </w:tcPr>
+          <w:p>
+            <w:pPr>
+              <w:rPr>
+                <w:rFonts w:ascii="Times New Roman" w:hAnsi="Times New Roman" w:cs="Times New Roman"/>
+              </w:rPr>
+            </w:pPr>
+            <w:r>
+              <w:rPr>
+                <w:rFonts w:ascii="Times New Roman" w:hAnsi="Times New Roman" w:cs="Times New Roman"/>
+              </w:rPr>
+              <w:t>Medium</w:t>
+            </w:r>
+          </w:p>
+        </w:tc>
+        <w:tc>
+          <w:tcPr>
+            <w:tcW w:w="2556" w:type="dxa"/>
+          </w:tcPr>
+          <w:p>
+            <w:pPr>
+              <w:rPr>
+                <w:rFonts w:ascii="Times New Roman" w:hAnsi="Times New Roman" w:cs="Times New Roman"/>
+              </w:rPr>
+            </w:pPr>
+            <w:r>
+              <w:rPr>
+                <w:rFonts w:ascii="Times New Roman" w:hAnsi="Times New Roman" w:cs="Times New Roman"/>
+              </w:rPr>
+              <w:t>Future backlog item; not fully groomed yet.</w:t>
+            </w:r>
+          </w:p>
+        </w:tc>
+      </w:tr>
+      <w:tr>
+        <w:trPr>
+          <w:jc w:val="center"/>
+        </w:trPr>
+        <w:tc>
+          <w:tcPr>
+            <w:tcW w:w="2556" w:type="dxa"/>
+          </w:tcPr>
+          <w:p>
+            <w:pPr>
+              <w:rPr>
+                <w:rFonts w:ascii="Times New Roman" w:hAnsi="Times New Roman" w:cs="Times New Roman"/>
+              </w:rPr>
+            </w:pPr>
+            <w:r>
+              <w:rPr>
+                <w:rFonts w:ascii="Times New Roman" w:hAnsi="Times New Roman" w:cs="Times New Roman"/>
+              </w:rPr>
+              <w:t>US-10</w:t>
+            </w:r>
+          </w:p>
+        </w:tc>
+        <w:tc>
+          <w:tcPr>
+            <w:tcW w:w="2556" w:type="dxa"/>
+          </w:tcPr>
+          <w:tbl>
+            <w:tblPr>
+              <w:tblW w:w="0" w:type="auto"/>
+              <w:tblCellSpacing w:w="15" w:type="dxa"/>
+              <w:tblCellMar>
+                <w:top w:w="15" w:type="dxa"/>
+                <w:left w:w="15" w:type="dxa"/>
+                <w:bottom w:w="15" w:type="dxa"/>
+                <w:right w:w="15" w:type="dxa"/>
+              </w:tblCellMar>
+              <w:tblLook w:val="04A0" w:firstRow="1" w:lastRow="0" w:firstColumn="1" w:lastColumn="0" w:noHBand="0" w:noVBand="1"/>
+            </w:tblPr>
+            <w:tblGrid>
+              <w:gridCol w:w="2339"/>
+            </w:tblGrid>
+            <w:tr>
+              <w:trPr>
+                <w:tblCellSpacing w:w="15" w:type="dxa"/>
+              </w:trPr>
+              <w:tc>
+                <w:tcPr>
+                  <w:tcW w:w="0" w:type="auto"/>
+                  <w:vAlign w:val="center"/>
+                  <w:hideMark/>
+                </w:tcPr>
+                <w:p>
+                  <w:pPr>
+                    <w:spacing w:after="0" w:line="240" w:lineRule="auto"/>
+                    <w:rPr>
+                      <w:rFonts w:ascii="Times New Roman" w:hAnsi="Times New Roman" w:cs="Times New Roman"/>
+                      <w:lang w:val="en-CA"/>
+                    </w:rPr>
+                  </w:pPr>
+                  <w:r>
+                    <w:rPr>
+                      <w:rFonts w:ascii="Times New Roman" w:hAnsi="Times New Roman" w:cs="Times New Roman"/>
+                      <w:lang w:val="en-CA"/>
+                    </w:rPr>
+                    <w:t>As a student, I want personalized spending recommendations so that I can improve my budgeting decisions.</w:t>
+                  </w:r>
+                </w:p>
+              </w:tc>
+            </w:tr>
+          </w:tbl>
+          <w:p>
+            <w:pPr>
+              <w:ind w:firstLine="720"/>
+              <w:rPr>
+                <w:rFonts w:ascii="Times New Roman" w:hAnsi="Times New Roman" w:cs="Times New Roman"/>
+                <w:vanish/>
+                <w:lang w:val="en-CA"/>
+              </w:rPr>
+            </w:pPr>
+          </w:p>
+          <w:tbl>
+            <w:tblPr>
+              <w:tblW w:w="0" w:type="auto"/>
+              <w:tblCellSpacing w:w="15" w:type="dxa"/>
+              <w:tblCellMar>
+                <w:top w:w="15" w:type="dxa"/>
+                <w:left w:w="15" w:type="dxa"/>
+                <w:bottom w:w="15" w:type="dxa"/>
+                <w:right w:w="15" w:type="dxa"/>
+              </w:tblCellMar>
+              <w:tblLook w:val="04A0" w:firstRow="1" w:lastRow="0" w:firstColumn="1" w:lastColumn="0" w:noHBand="0" w:noVBand="1"/>
+            </w:tblPr>
+            <w:tblGrid>
+              <w:gridCol w:w="96"/>
+            </w:tblGrid>
+            <w:tr>
+              <w:trPr>
+                <w:tblCellSpacing w:w="15" w:type="dxa"/>
+              </w:trPr>
+              <w:tc>
+                <w:tcPr>
+                  <w:tcW w:w="0" w:type="auto"/>
+                  <w:vAlign w:val="center"/>
+                  <w:hideMark/>
+                </w:tcPr>
+                <w:p>
+                  <w:pPr>
+                    <w:spacing w:after="0" w:line="240" w:lineRule="auto"/>
+                    <w:ind w:firstLine="720"/>
+                    <w:rPr>
+                      <w:rFonts w:ascii="Times New Roman" w:hAnsi="Times New Roman" w:cs="Times New Roman"/>
+                      <w:lang w:val="en-CA"/>
+                    </w:rPr>
+                  </w:pPr>
+                </w:p>
+              </w:tc>
+            </w:tr>
+          </w:tbl>
+          <w:p>
+            <w:pPr>
+              <w:ind w:firstLine="720"/>
+              <w:rPr>
+                <w:rFonts w:ascii="Times New Roman" w:hAnsi="Times New Roman" w:cs="Times New Roman"/>
+              </w:rPr>
+            </w:pPr>
+          </w:p>
+        </w:tc>
+        <w:tc>
+          <w:tcPr>
+            <w:tcW w:w="2556" w:type="dxa"/>
+          </w:tcPr>
+          <w:p>
+            <w:pPr>
+              <w:rPr>
+                <w:rFonts w:ascii="Times New Roman" w:hAnsi="Times New Roman" w:cs="Times New Roman"/>
+              </w:rPr>
+            </w:pPr>
+            <w:r>
+              <w:rPr>
+                <w:rFonts w:ascii="Times New Roman" w:hAnsi="Times New Roman" w:cs="Times New Roman"/>
+              </w:rPr>
+              <w:t>Medium</w:t>
+            </w:r>
+          </w:p>
+        </w:tc>
+        <w:tc>
+          <w:tcPr>
+            <w:tcW w:w="2556" w:type="dxa"/>
+          </w:tcPr>
+          <w:p>
+            <w:pPr>
+              <w:rPr>
+                <w:rFonts w:ascii="Times New Roman" w:hAnsi="Times New Roman" w:cs="Times New Roman"/>
+              </w:rPr>
+            </w:pPr>
+            <w:r>
+              <w:rPr>
+                <w:rFonts w:ascii="Times New Roman" w:hAnsi="Times New Roman" w:cs="Times New Roman"/>
+              </w:rPr>
+              <w:t>Future backlog item; not fully groomed yet.</w:t>
+            </w:r>
+          </w:p>
+        </w:tc>
+      </w:tr>
+      <w:tr>
+        <w:trPr>
+          <w:jc w:val="center"/>
+        </w:trPr>
+        <w:tc>
+          <w:tcPr>
+            <w:tcW w:w="2556" w:type="dxa"/>
+          </w:tcPr>
+          <w:p>
+            <w:pPr>
+              <w:rPr>
+                <w:rFonts w:ascii="Times New Roman" w:hAnsi="Times New Roman" w:cs="Times New Roman"/>
+              </w:rPr>
+            </w:pPr>
+          </w:p>
+        </w:tc>
+        <w:tc>
+          <w:tcPr>
+            <w:tcW w:w="2556" w:type="dxa"/>
+          </w:tcPr>
+          <w:p>
+            <w:pPr>
+              <w:rPr>
+                <w:rFonts w:ascii="Times New Roman" w:hAnsi="Times New Roman" w:cs="Times New Roman"/>
+              </w:rPr>
+            </w:pPr>
+          </w:p>
+        </w:tc>
+        <w:tc>
+          <w:tcPr>
+            <w:tcW w:w="2556" w:type="dxa"/>
+          </w:tcPr>
+          <w:p>
+            <w:pPr>
+              <w:rPr>
+                <w:rFonts w:ascii="Times New Roman" w:hAnsi="Times New Roman" w:cs="Times New Roman"/>
+              </w:rPr>
+            </w:pPr>
+          </w:p>
+        </w:tc>
+        <w:tc>
+          <w:tcPr>
+            <w:tcW w:w="2556" w:type="dxa"/>
+          </w:tcPr>
+          <w:p>
+            <w:pPr>
+              <w:rPr>
+                <w:rFonts w:ascii="Times New Roman" w:hAnsi="Times New Roman" w:cs="Times New Roman"/>
+              </w:rPr>
+            </w:pPr>
+          </w:p>
+        </w:tc>
+      </w:tr>
+      <w:tr>
+        <w:trPr>
+          <w:jc w:val="center"/>
+        </w:trPr>
+        <w:tc>
+          <w:tcPr>
+            <w:tcW w:w="2556" w:type="dxa"/>
+          </w:tcPr>
+          <w:p>
+            <w:pPr>
+              <w:rPr>
+                <w:rFonts w:ascii="Times New Roman" w:hAnsi="Times New Roman" w:cs="Times New Roman"/>
+              </w:rPr>
+            </w:pPr>
+          </w:p>
+        </w:tc>
+        <w:tc>
+          <w:tcPr>
+            <w:tcW w:w="2556" w:type="dxa"/>
+          </w:tcPr>
+          <w:p>
+            <w:pPr>
+              <w:rPr>
+                <w:rFonts w:ascii="Times New Roman" w:hAnsi="Times New Roman" w:cs="Times New Roman"/>
+              </w:rPr>
+            </w:pPr>
+          </w:p>
+        </w:tc>
+        <w:tc>
+          <w:tcPr>
+            <w:tcW w:w="2556" w:type="dxa"/>
+          </w:tcPr>
+          <w:p>
+            <w:pPr>
+              <w:rPr>
+                <w:rFonts w:ascii="Times New Roman" w:hAnsi="Times New Roman" w:cs="Times New Roman"/>
+              </w:rPr>
+            </w:pPr>
+          </w:p>
+        </w:tc>
+        <w:tc>
+          <w:tcPr>
+            <w:tcW w:w="2556" w:type="dxa"/>
+          </w:tcPr>
+          <w:p>
+            <w:pPr>
+              <w:rPr>
+                <w:rFonts w:ascii="Times New Roman" w:hAnsi="Times New Roman" w:cs="Times New Roman"/>
+              </w:rPr>
+            </w:pPr>
+          </w:p>
+        </w:tc>
+      </w:tr>
+      <w:tr>
+        <w:trPr>
+          <w:jc w:val="center"/>
+        </w:trPr>
+        <w:tc>
+          <w:tcPr>
+            <w:tcW w:w="2556" w:type="dxa"/>
+          </w:tcPr>
+          <w:p>
+            <w:pPr>
+              <w:rPr>
+                <w:rFonts w:ascii="Times New Roman" w:hAnsi="Times New Roman" w:cs="Times New Roman"/>
+              </w:rPr>
+            </w:pPr>
+          </w:p>
+        </w:tc>
+        <w:tc>
+          <w:tcPr>
+            <w:tcW w:w="2556" w:type="dxa"/>
+          </w:tcPr>
+          <w:p>
+            <w:pPr>
+              <w:rPr>
+                <w:rFonts w:ascii="Times New Roman" w:hAnsi="Times New Roman" w:cs="Times New Roman"/>
+              </w:rPr>
+            </w:pPr>
+          </w:p>
+        </w:tc>
+        <w:tc>
+          <w:tcPr>
+            <w:tcW w:w="2556" w:type="dxa"/>
+          </w:tcPr>
+          <w:p>
+            <w:pPr>
+              <w:rPr>
+                <w:rFonts w:ascii="Times New Roman" w:hAnsi="Times New Roman" w:cs="Times New Roman"/>
+              </w:rPr>
+            </w:pPr>
+          </w:p>
+        </w:tc>
+        <w:tc>
+          <w:tcPr>
+            <w:tcW w:w="2556" w:type="dxa"/>
+          </w:tcPr>
+          <w:p>
+            <w:pPr>
+              <w:rPr>
+                <w:rFonts w:ascii="Times New Roman" w:hAnsi="Times New Roman" w:cs="Times New Roman"/>
+              </w:rPr>
+            </w:pPr>
+          </w:p>
+        </w:tc>
+      </w:tr>
+    </w:tbl>
     <w:p>
       <w:pPr>
-        <w:pStyle w:val="Instruction"/>
-        <w:rPr>
-          <w:rFonts w:ascii="Times New Roman" w:hAnsi="Times New Roman" w:cs="Times New Roman"/>
-        </w:rPr>
-      </w:pPr>
+        <w:pStyle w:val="Heading2"/>
+        <w:rPr>
+          <w:rFonts w:ascii="Times New Roman" w:hAnsi="Times New Roman" w:cs="Times New Roman"/>
+        </w:rPr>
+      </w:pPr>
+      <w:bookmarkStart w:id="38" w:name="sec7_2"/>
       <w:r>
         <w:rPr>
           <w:rFonts w:ascii="Times New Roman" w:hAnsi="Times New Roman" w:cs="Times New Roman"/>
         </w:rPr>
-        <w:t>Add or remove rows as needed. The number of rows in this template is not a required limit.</w:t>
+        <w:t>7.2 Sprint 1 Candidates</w:t>
+      </w:r>
+      <w:bookmarkEnd w:id="38"/>
+    </w:p>
+    <w:p>
+      <w:pPr>
+        <w:rPr>
+          <w:rFonts w:ascii="Times New Roman" w:hAnsi="Times New Roman" w:cs="Times New Roman"/>
+        </w:rPr>
+      </w:pPr>
+      <w:r>
+        <w:rPr>
+          <w:rFonts w:ascii="Times New Roman" w:hAnsi="Times New Roman" w:cs="Times New Roman"/>
+        </w:rPr>
+        <w:t>Only Sprint 1 candidate stories must be fully groomed before PRJ666 Sprint 1 planning.</w:t>
       </w:r>
     </w:p>
     <w:tbl>
@@ -22863,10 +23662,11 @@
         <w:tblLook w:val="04A0" w:firstRow="1" w:lastRow="0" w:firstColumn="1" w:lastColumn="0" w:noHBand="0" w:noVBand="1"/>
       </w:tblPr>
       <w:tblGrid>
-        <w:gridCol w:w="2554"/>
-        <w:gridCol w:w="2554"/>
-        <w:gridCol w:w="2553"/>
-        <w:gridCol w:w="2553"/>
+        <w:gridCol w:w="2042"/>
+        <w:gridCol w:w="2043"/>
+        <w:gridCol w:w="2043"/>
+        <w:gridCol w:w="2043"/>
+        <w:gridCol w:w="2043"/>
       </w:tblGrid>
       <w:tr>
         <w:trPr>
@@ -22874,7 +23674,7 @@
         </w:trPr>
         <w:tc>
           <w:tcPr>
-            <w:tcW w:w="2556" w:type="dxa"/>
+            <w:tcW w:w="2045" w:type="dxa"/>
           </w:tcPr>
           <w:p>
             <w:pPr>
@@ -22894,7 +23694,7 @@
         </w:tc>
         <w:tc>
           <w:tcPr>
-            <w:tcW w:w="2556" w:type="dxa"/>
+            <w:tcW w:w="2045" w:type="dxa"/>
           </w:tcPr>
           <w:p>
             <w:pPr>
@@ -22914,7 +23714,7 @@
         </w:tc>
         <w:tc>
           <w:tcPr>
-            <w:tcW w:w="2556" w:type="dxa"/>
+            <w:tcW w:w="2045" w:type="dxa"/>
           </w:tcPr>
           <w:p>
             <w:pPr>
@@ -22928,13 +23728,13 @@
                 <w:b/>
                 <w:sz w:val="18"/>
               </w:rPr>
-              <w:t>Priority</w:t>
-            </w:r>
-          </w:p>
-        </w:tc>
-        <w:tc>
-          <w:tcPr>
-            <w:tcW w:w="2556" w:type="dxa"/>
+              <w:t>Acceptance Criteria</w:t>
+            </w:r>
+          </w:p>
+        </w:tc>
+        <w:tc>
+          <w:tcPr>
+            <w:tcW w:w="2045" w:type="dxa"/>
           </w:tcPr>
           <w:p>
             <w:pPr>
@@ -22948,7 +23748,27 @@
                 <w:b/>
                 <w:sz w:val="18"/>
               </w:rPr>
-              <w:t>Status / Notes</w:t>
+              <w:t>Testing Scenarios</w:t>
+            </w:r>
+          </w:p>
+        </w:tc>
+        <w:tc>
+          <w:tcPr>
+            <w:tcW w:w="2045" w:type="dxa"/>
+          </w:tcPr>
+          <w:p>
+            <w:pPr>
+              <w:rPr>
+                <w:rFonts w:ascii="Times New Roman" w:hAnsi="Times New Roman" w:cs="Times New Roman"/>
+              </w:rPr>
+            </w:pPr>
+            <w:r>
+              <w:rPr>
+                <w:rFonts w:ascii="Times New Roman" w:hAnsi="Times New Roman" w:cs="Times New Roman"/>
+                <w:b/>
+                <w:sz w:val="18"/>
+              </w:rPr>
+              <w:t>Notes</w:t>
             </w:r>
           </w:p>
         </w:tc>
@@ -22959,77 +23779,110 @@
         </w:trPr>
         <w:tc>
           <w:tcPr>
-            <w:tcW w:w="2556" w:type="dxa"/>
-          </w:tcPr>
-          <w:p>
-            <w:pPr>
-              <w:rPr>
-                <w:rFonts w:ascii="Times New Roman" w:hAnsi="Times New Roman" w:cs="Times New Roman"/>
-              </w:rPr>
-            </w:pPr>
-            <w:r>
-              <w:rPr>
-                <w:rFonts w:ascii="Times New Roman" w:hAnsi="Times New Roman" w:cs="Times New Roman"/>
-                <w:sz w:val="18"/>
-              </w:rPr>
-              <w:t>US-05</w:t>
-            </w:r>
-          </w:p>
-        </w:tc>
-        <w:tc>
-          <w:tcPr>
-            <w:tcW w:w="2556" w:type="dxa"/>
-          </w:tcPr>
-          <w:p>
-            <w:pPr>
-              <w:rPr>
-                <w:rFonts w:ascii="Times New Roman" w:hAnsi="Times New Roman" w:cs="Times New Roman"/>
-              </w:rPr>
-            </w:pPr>
-            <w:r>
-              <w:rPr>
-                <w:rFonts w:ascii="Times New Roman" w:hAnsi="Times New Roman" w:cs="Times New Roman"/>
-                <w:sz w:val="18"/>
-              </w:rPr>
-              <w:t>As an admin, I want to view all bookings so that I can manage facility usage.</w:t>
-            </w:r>
-          </w:p>
-        </w:tc>
-        <w:tc>
-          <w:tcPr>
-            <w:tcW w:w="2556" w:type="dxa"/>
-          </w:tcPr>
-          <w:p>
-            <w:pPr>
-              <w:rPr>
-                <w:rFonts w:ascii="Times New Roman" w:hAnsi="Times New Roman" w:cs="Times New Roman"/>
-              </w:rPr>
-            </w:pPr>
-            <w:r>
-              <w:rPr>
-                <w:rFonts w:ascii="Times New Roman" w:hAnsi="Times New Roman" w:cs="Times New Roman"/>
-                <w:sz w:val="18"/>
-              </w:rPr>
-              <w:t>Medium</w:t>
-            </w:r>
-          </w:p>
-        </w:tc>
-        <w:tc>
-          <w:tcPr>
-            <w:tcW w:w="2556" w:type="dxa"/>
-          </w:tcPr>
-          <w:p>
-            <w:pPr>
-              <w:rPr>
-                <w:rFonts w:ascii="Times New Roman" w:hAnsi="Times New Roman" w:cs="Times New Roman"/>
-              </w:rPr>
-            </w:pPr>
-            <w:r>
-              <w:rPr>
-                <w:rFonts w:ascii="Times New Roman" w:hAnsi="Times New Roman" w:cs="Times New Roman"/>
-                <w:sz w:val="18"/>
-              </w:rPr>
-              <w:t>Future backlog item; not fully groomed yet.</w:t>
+            <w:tcW w:w="2045" w:type="dxa"/>
+          </w:tcPr>
+          <w:p>
+            <w:pPr>
+              <w:rPr>
+                <w:rFonts w:ascii="Times New Roman" w:hAnsi="Times New Roman" w:cs="Times New Roman"/>
+              </w:rPr>
+            </w:pPr>
+            <w:r>
+              <w:rPr>
+                <w:rFonts w:ascii="Times New Roman" w:hAnsi="Times New Roman" w:cs="Times New Roman"/>
+              </w:rPr>
+              <w:t>US-01</w:t>
+            </w:r>
+          </w:p>
+        </w:tc>
+        <w:tc>
+          <w:tcPr>
+            <w:tcW w:w="2045" w:type="dxa"/>
+          </w:tcPr>
+          <w:p>
+            <w:pPr>
+              <w:jc w:val="center"/>
+              <w:rPr>
+                <w:rFonts w:ascii="Times New Roman" w:hAnsi="Times New Roman" w:cs="Times New Roman"/>
+              </w:rPr>
+            </w:pPr>
+            <w:r>
+              <w:rPr>
+                <w:rFonts w:ascii="Times New Roman" w:hAnsi="Times New Roman" w:cs="Times New Roman"/>
+              </w:rPr>
+              <w:t>As a student, I want to register an account so</w:t>
+            </w:r>
+            <w:r>
+              <w:rPr>
+                <w:rFonts w:ascii="Times New Roman" w:hAnsi="Times New Roman" w:cs="Times New Roman"/>
+              </w:rPr>
+              <w:t xml:space="preserve"> </w:t>
+            </w:r>
+            <w:r>
+              <w:rPr>
+                <w:rFonts w:ascii="Times New Roman" w:hAnsi="Times New Roman" w:cs="Times New Roman"/>
+              </w:rPr>
+              <w:t>that I can securely access the system.</w:t>
+            </w:r>
+          </w:p>
+        </w:tc>
+        <w:tc>
+          <w:tcPr>
+            <w:tcW w:w="2045" w:type="dxa"/>
+          </w:tcPr>
+          <w:p>
+            <w:pPr>
+              <w:rPr>
+                <w:rFonts w:ascii="Times New Roman" w:hAnsi="Times New Roman" w:cs="Times New Roman"/>
+              </w:rPr>
+            </w:pPr>
+            <w:r>
+              <w:rPr>
+                <w:rFonts w:ascii="Times New Roman" w:hAnsi="Times New Roman" w:cs="Times New Roman"/>
+              </w:rPr>
+              <w:t>For a new user, when registration information and an email address that is unique are inputted and submitted, then a new account is created successfully</w:t>
+            </w:r>
+            <w:r>
+              <w:rPr>
+                <w:rFonts w:ascii="Times New Roman" w:hAnsi="Times New Roman" w:cs="Times New Roman"/>
+              </w:rPr>
+              <w:t>.</w:t>
+            </w:r>
+          </w:p>
+        </w:tc>
+        <w:tc>
+          <w:tcPr>
+            <w:tcW w:w="2045" w:type="dxa"/>
+          </w:tcPr>
+          <w:p>
+            <w:pPr>
+              <w:rPr>
+                <w:rFonts w:ascii="Times New Roman" w:hAnsi="Times New Roman" w:cs="Times New Roman"/>
+              </w:rPr>
+            </w:pPr>
+            <w:r>
+              <w:rPr>
+                <w:rFonts w:ascii="Times New Roman" w:hAnsi="Times New Roman" w:cs="Times New Roman"/>
+              </w:rPr>
+              <w:t>Test successful registration; test duplicate email; test missing required fields.</w:t>
+            </w:r>
+          </w:p>
+        </w:tc>
+        <w:tc>
+          <w:tcPr>
+            <w:tcW w:w="2045" w:type="dxa"/>
+          </w:tcPr>
+          <w:p>
+            <w:pPr>
+              <w:rPr>
+                <w:rFonts w:ascii="Times New Roman" w:hAnsi="Times New Roman" w:cs="Times New Roman"/>
+              </w:rPr>
+            </w:pPr>
+            <w:r>
+              <w:rPr>
+                <w:rFonts w:ascii="Times New Roman" w:hAnsi="Times New Roman" w:cs="Times New Roman"/>
+              </w:rPr>
+              <w:t>Candidate for PRJ666 Sprint 1.</w:t>
             </w:r>
           </w:p>
         </w:tc>
@@ -23040,50 +23893,92 @@
         </w:trPr>
         <w:tc>
           <w:tcPr>
-            <w:tcW w:w="2556" w:type="dxa"/>
-          </w:tcPr>
-          <w:p>
-            <w:pPr>
-              <w:rPr>
-                <w:rFonts w:ascii="Times New Roman" w:hAnsi="Times New Roman" w:cs="Times New Roman"/>
-              </w:rPr>
-            </w:pPr>
-          </w:p>
-        </w:tc>
-        <w:tc>
-          <w:tcPr>
-            <w:tcW w:w="2556" w:type="dxa"/>
-          </w:tcPr>
-          <w:p>
-            <w:pPr>
-              <w:rPr>
-                <w:rFonts w:ascii="Times New Roman" w:hAnsi="Times New Roman" w:cs="Times New Roman"/>
-              </w:rPr>
-            </w:pPr>
-          </w:p>
-        </w:tc>
-        <w:tc>
-          <w:tcPr>
-            <w:tcW w:w="2556" w:type="dxa"/>
-          </w:tcPr>
-          <w:p>
-            <w:pPr>
-              <w:rPr>
-                <w:rFonts w:ascii="Times New Roman" w:hAnsi="Times New Roman" w:cs="Times New Roman"/>
-              </w:rPr>
-            </w:pPr>
-          </w:p>
-        </w:tc>
-        <w:tc>
-          <w:tcPr>
-            <w:tcW w:w="2556" w:type="dxa"/>
-          </w:tcPr>
-          <w:p>
-            <w:pPr>
-              <w:rPr>
-                <w:rFonts w:ascii="Times New Roman" w:hAnsi="Times New Roman" w:cs="Times New Roman"/>
-              </w:rPr>
-            </w:pPr>
+            <w:tcW w:w="2045" w:type="dxa"/>
+          </w:tcPr>
+          <w:p>
+            <w:pPr>
+              <w:rPr>
+                <w:rFonts w:ascii="Times New Roman" w:hAnsi="Times New Roman" w:cs="Times New Roman"/>
+              </w:rPr>
+            </w:pPr>
+            <w:r>
+              <w:rPr>
+                <w:rFonts w:ascii="Times New Roman" w:hAnsi="Times New Roman" w:cs="Times New Roman"/>
+              </w:rPr>
+              <w:t>US-02</w:t>
+            </w:r>
+          </w:p>
+        </w:tc>
+        <w:tc>
+          <w:tcPr>
+            <w:tcW w:w="2045" w:type="dxa"/>
+          </w:tcPr>
+          <w:p>
+            <w:pPr>
+              <w:rPr>
+                <w:rFonts w:ascii="Times New Roman" w:hAnsi="Times New Roman" w:cs="Times New Roman"/>
+              </w:rPr>
+            </w:pPr>
+            <w:r>
+              <w:rPr>
+                <w:rFonts w:ascii="Times New Roman" w:hAnsi="Times New Roman" w:cs="Times New Roman"/>
+              </w:rPr>
+              <w:t>As a student, I want to log into my account so that I can manage my finances.</w:t>
+            </w:r>
+          </w:p>
+        </w:tc>
+        <w:tc>
+          <w:tcPr>
+            <w:tcW w:w="2045" w:type="dxa"/>
+          </w:tcPr>
+          <w:p>
+            <w:pPr>
+              <w:rPr>
+                <w:rFonts w:ascii="Times New Roman" w:hAnsi="Times New Roman" w:cs="Times New Roman"/>
+              </w:rPr>
+            </w:pPr>
+            <w:r>
+              <w:rPr>
+                <w:rFonts w:ascii="Times New Roman" w:hAnsi="Times New Roman" w:cs="Times New Roman"/>
+              </w:rPr>
+              <w:t>For a registered user, when login details are provided, then authentication takes place and the user is granted access into the system.</w:t>
+            </w:r>
+          </w:p>
+        </w:tc>
+        <w:tc>
+          <w:tcPr>
+            <w:tcW w:w="2045" w:type="dxa"/>
+          </w:tcPr>
+          <w:p>
+            <w:pPr>
+              <w:rPr>
+                <w:rFonts w:ascii="Times New Roman" w:hAnsi="Times New Roman" w:cs="Times New Roman"/>
+              </w:rPr>
+            </w:pPr>
+            <w:r>
+              <w:rPr>
+                <w:rFonts w:ascii="Times New Roman" w:hAnsi="Times New Roman" w:cs="Times New Roman"/>
+              </w:rPr>
+              <w:t>Test successful login; test incorrect credentials; test missing required fields.</w:t>
+            </w:r>
+          </w:p>
+        </w:tc>
+        <w:tc>
+          <w:tcPr>
+            <w:tcW w:w="2045" w:type="dxa"/>
+          </w:tcPr>
+          <w:p>
+            <w:pPr>
+              <w:rPr>
+                <w:rFonts w:ascii="Times New Roman" w:hAnsi="Times New Roman" w:cs="Times New Roman"/>
+              </w:rPr>
+            </w:pPr>
+            <w:r>
+              <w:rPr>
+                <w:rFonts w:ascii="Times New Roman" w:hAnsi="Times New Roman" w:cs="Times New Roman"/>
+              </w:rPr>
+              <w:t>Candidate for PRJ666 Sprint 1.</w:t>
+            </w:r>
           </w:p>
         </w:tc>
       </w:tr>
@@ -23093,50 +23988,101 @@
         </w:trPr>
         <w:tc>
           <w:tcPr>
-            <w:tcW w:w="2556" w:type="dxa"/>
-          </w:tcPr>
-          <w:p>
-            <w:pPr>
-              <w:rPr>
-                <w:rFonts w:ascii="Times New Roman" w:hAnsi="Times New Roman" w:cs="Times New Roman"/>
-              </w:rPr>
-            </w:pPr>
-          </w:p>
-        </w:tc>
-        <w:tc>
-          <w:tcPr>
-            <w:tcW w:w="2556" w:type="dxa"/>
-          </w:tcPr>
-          <w:p>
-            <w:pPr>
-              <w:rPr>
-                <w:rFonts w:ascii="Times New Roman" w:hAnsi="Times New Roman" w:cs="Times New Roman"/>
-              </w:rPr>
-            </w:pPr>
-          </w:p>
-        </w:tc>
-        <w:tc>
-          <w:tcPr>
-            <w:tcW w:w="2556" w:type="dxa"/>
-          </w:tcPr>
-          <w:p>
-            <w:pPr>
-              <w:rPr>
-                <w:rFonts w:ascii="Times New Roman" w:hAnsi="Times New Roman" w:cs="Times New Roman"/>
-              </w:rPr>
-            </w:pPr>
-          </w:p>
-        </w:tc>
-        <w:tc>
-          <w:tcPr>
-            <w:tcW w:w="2556" w:type="dxa"/>
-          </w:tcPr>
-          <w:p>
-            <w:pPr>
-              <w:rPr>
-                <w:rFonts w:ascii="Times New Roman" w:hAnsi="Times New Roman" w:cs="Times New Roman"/>
-              </w:rPr>
-            </w:pPr>
+            <w:tcW w:w="2045" w:type="dxa"/>
+          </w:tcPr>
+          <w:p>
+            <w:pPr>
+              <w:rPr>
+                <w:rFonts w:ascii="Times New Roman" w:hAnsi="Times New Roman" w:cs="Times New Roman"/>
+              </w:rPr>
+            </w:pPr>
+            <w:r>
+              <w:rPr>
+                <w:rFonts w:ascii="Times New Roman" w:hAnsi="Times New Roman" w:cs="Times New Roman"/>
+              </w:rPr>
+              <w:lastRenderedPageBreak/>
+              <w:t>US-03</w:t>
+            </w:r>
+          </w:p>
+        </w:tc>
+        <w:tc>
+          <w:tcPr>
+            <w:tcW w:w="2045" w:type="dxa"/>
+          </w:tcPr>
+          <w:p>
+            <w:pPr>
+              <w:rPr>
+                <w:rFonts w:ascii="Times New Roman" w:hAnsi="Times New Roman" w:cs="Times New Roman"/>
+              </w:rPr>
+            </w:pPr>
+            <w:r>
+              <w:rPr>
+                <w:rFonts w:ascii="Times New Roman" w:hAnsi="Times New Roman" w:cs="Times New Roman"/>
+              </w:rPr>
+              <w:t>As a student, I want to add income transactions so that I can track my earnings.</w:t>
+            </w:r>
+          </w:p>
+        </w:tc>
+        <w:tc>
+          <w:tcPr>
+            <w:tcW w:w="2045" w:type="dxa"/>
+          </w:tcPr>
+          <w:p>
+            <w:pPr>
+              <w:rPr>
+                <w:rFonts w:ascii="Times New Roman" w:hAnsi="Times New Roman" w:cs="Times New Roman"/>
+              </w:rPr>
+            </w:pPr>
+            <w:r>
+              <w:rPr>
+                <w:rFonts w:ascii="Times New Roman" w:hAnsi="Times New Roman" w:cs="Times New Roman"/>
+              </w:rPr>
+              <w:t>For a logged in user, when transaction details for income are inputted and saved, then the transaction details are recorded and shown on the transaction history page.</w:t>
+            </w:r>
+          </w:p>
+        </w:tc>
+        <w:tc>
+          <w:tcPr>
+            <w:tcW w:w="2045" w:type="dxa"/>
+          </w:tcPr>
+          <w:p>
+            <w:pPr>
+              <w:rPr>
+                <w:rFonts w:ascii="Times New Roman" w:hAnsi="Times New Roman" w:cs="Times New Roman"/>
+              </w:rPr>
+            </w:pPr>
+            <w:r>
+              <w:rPr>
+                <w:rFonts w:ascii="Times New Roman" w:hAnsi="Times New Roman" w:cs="Times New Roman"/>
+              </w:rPr>
+              <w:t>Test successful income entry; test invalid amount; test missing required fields; test missing category.</w:t>
+            </w:r>
+          </w:p>
+          <w:p>
+            <w:pPr>
+              <w:jc w:val="center"/>
+              <w:rPr>
+                <w:rFonts w:ascii="Times New Roman" w:hAnsi="Times New Roman" w:cs="Times New Roman"/>
+              </w:rPr>
+            </w:pPr>
+          </w:p>
+        </w:tc>
+        <w:tc>
+          <w:tcPr>
+            <w:tcW w:w="2045" w:type="dxa"/>
+          </w:tcPr>
+          <w:p>
+            <w:pPr>
+              <w:rPr>
+                <w:rFonts w:ascii="Times New Roman" w:hAnsi="Times New Roman" w:cs="Times New Roman"/>
+              </w:rPr>
+            </w:pPr>
+            <w:r>
+              <w:rPr>
+                <w:rFonts w:ascii="Times New Roman" w:hAnsi="Times New Roman" w:cs="Times New Roman"/>
+              </w:rPr>
+              <w:t>Candidate for PRJ666 Sprint 1.</w:t>
+            </w:r>
           </w:p>
         </w:tc>
       </w:tr>
@@ -23146,50 +24092,92 @@
         </w:trPr>
         <w:tc>
           <w:tcPr>
-            <w:tcW w:w="2556" w:type="dxa"/>
-          </w:tcPr>
-          <w:p>
-            <w:pPr>
-              <w:rPr>
-                <w:rFonts w:ascii="Times New Roman" w:hAnsi="Times New Roman" w:cs="Times New Roman"/>
-              </w:rPr>
-            </w:pPr>
-          </w:p>
-        </w:tc>
-        <w:tc>
-          <w:tcPr>
-            <w:tcW w:w="2556" w:type="dxa"/>
-          </w:tcPr>
-          <w:p>
-            <w:pPr>
-              <w:rPr>
-                <w:rFonts w:ascii="Times New Roman" w:hAnsi="Times New Roman" w:cs="Times New Roman"/>
-              </w:rPr>
-            </w:pPr>
-          </w:p>
-        </w:tc>
-        <w:tc>
-          <w:tcPr>
-            <w:tcW w:w="2556" w:type="dxa"/>
-          </w:tcPr>
-          <w:p>
-            <w:pPr>
-              <w:rPr>
-                <w:rFonts w:ascii="Times New Roman" w:hAnsi="Times New Roman" w:cs="Times New Roman"/>
-              </w:rPr>
-            </w:pPr>
-          </w:p>
-        </w:tc>
-        <w:tc>
-          <w:tcPr>
-            <w:tcW w:w="2556" w:type="dxa"/>
-          </w:tcPr>
-          <w:p>
-            <w:pPr>
-              <w:rPr>
-                <w:rFonts w:ascii="Times New Roman" w:hAnsi="Times New Roman" w:cs="Times New Roman"/>
-              </w:rPr>
-            </w:pPr>
+            <w:tcW w:w="2045" w:type="dxa"/>
+          </w:tcPr>
+          <w:p>
+            <w:pPr>
+              <w:rPr>
+                <w:rFonts w:ascii="Times New Roman" w:hAnsi="Times New Roman" w:cs="Times New Roman"/>
+              </w:rPr>
+            </w:pPr>
+            <w:r>
+              <w:rPr>
+                <w:rFonts w:ascii="Times New Roman" w:hAnsi="Times New Roman" w:cs="Times New Roman"/>
+              </w:rPr>
+              <w:t>US-04</w:t>
+            </w:r>
+          </w:p>
+        </w:tc>
+        <w:tc>
+          <w:tcPr>
+            <w:tcW w:w="2045" w:type="dxa"/>
+          </w:tcPr>
+          <w:p>
+            <w:pPr>
+              <w:rPr>
+                <w:rFonts w:ascii="Times New Roman" w:hAnsi="Times New Roman" w:cs="Times New Roman"/>
+              </w:rPr>
+            </w:pPr>
+            <w:r>
+              <w:rPr>
+                <w:rFonts w:ascii="Times New Roman" w:hAnsi="Times New Roman" w:cs="Times New Roman"/>
+              </w:rPr>
+              <w:t>As a student, I want to add expense transactions so that I can monitor my spending.</w:t>
+            </w:r>
+          </w:p>
+        </w:tc>
+        <w:tc>
+          <w:tcPr>
+            <w:tcW w:w="2045" w:type="dxa"/>
+          </w:tcPr>
+          <w:p>
+            <w:pPr>
+              <w:rPr>
+                <w:rFonts w:ascii="Times New Roman" w:hAnsi="Times New Roman" w:cs="Times New Roman"/>
+              </w:rPr>
+            </w:pPr>
+            <w:r>
+              <w:rPr>
+                <w:rFonts w:ascii="Times New Roman" w:hAnsi="Times New Roman" w:cs="Times New Roman"/>
+              </w:rPr>
+              <w:t>For a logged in user, when transaction details for expenses are inputted and saved, then the transaction details are recorded and shown on the transaction history page.</w:t>
+            </w:r>
+          </w:p>
+        </w:tc>
+        <w:tc>
+          <w:tcPr>
+            <w:tcW w:w="2045" w:type="dxa"/>
+          </w:tcPr>
+          <w:p>
+            <w:pPr>
+              <w:rPr>
+                <w:rFonts w:ascii="Times New Roman" w:hAnsi="Times New Roman" w:cs="Times New Roman"/>
+              </w:rPr>
+            </w:pPr>
+            <w:r>
+              <w:rPr>
+                <w:rFonts w:ascii="Times New Roman" w:hAnsi="Times New Roman" w:cs="Times New Roman"/>
+              </w:rPr>
+              <w:t>Test successful expense entry; test zero or negative amount; test missing required fields; test missing category.</w:t>
+            </w:r>
+          </w:p>
+        </w:tc>
+        <w:tc>
+          <w:tcPr>
+            <w:tcW w:w="2045" w:type="dxa"/>
+          </w:tcPr>
+          <w:p>
+            <w:pPr>
+              <w:rPr>
+                <w:rFonts w:ascii="Times New Roman" w:hAnsi="Times New Roman" w:cs="Times New Roman"/>
+              </w:rPr>
+            </w:pPr>
+            <w:r>
+              <w:rPr>
+                <w:rFonts w:ascii="Times New Roman" w:hAnsi="Times New Roman" w:cs="Times New Roman"/>
+              </w:rPr>
+              <w:t>Candidate for PRJ666 Sprint 1.</w:t>
+            </w:r>
           </w:p>
         </w:tc>
       </w:tr>
@@ -23199,43 +24187,55 @@
         </w:trPr>
         <w:tc>
           <w:tcPr>
-            <w:tcW w:w="2556" w:type="dxa"/>
-          </w:tcPr>
-          <w:p>
-            <w:pPr>
-              <w:rPr>
-                <w:rFonts w:ascii="Times New Roman" w:hAnsi="Times New Roman" w:cs="Times New Roman"/>
-              </w:rPr>
-            </w:pPr>
-          </w:p>
-        </w:tc>
-        <w:tc>
-          <w:tcPr>
-            <w:tcW w:w="2556" w:type="dxa"/>
-          </w:tcPr>
-          <w:p>
-            <w:pPr>
-              <w:rPr>
-                <w:rFonts w:ascii="Times New Roman" w:hAnsi="Times New Roman" w:cs="Times New Roman"/>
-              </w:rPr>
-            </w:pPr>
-          </w:p>
-        </w:tc>
-        <w:tc>
-          <w:tcPr>
-            <w:tcW w:w="2556" w:type="dxa"/>
-          </w:tcPr>
-          <w:p>
-            <w:pPr>
-              <w:rPr>
-                <w:rFonts w:ascii="Times New Roman" w:hAnsi="Times New Roman" w:cs="Times New Roman"/>
-              </w:rPr>
-            </w:pPr>
-          </w:p>
-        </w:tc>
-        <w:tc>
-          <w:tcPr>
-            <w:tcW w:w="2556" w:type="dxa"/>
+            <w:tcW w:w="2045" w:type="dxa"/>
+          </w:tcPr>
+          <w:p>
+            <w:pPr>
+              <w:rPr>
+                <w:rFonts w:ascii="Times New Roman" w:hAnsi="Times New Roman" w:cs="Times New Roman"/>
+              </w:rPr>
+            </w:pPr>
+          </w:p>
+        </w:tc>
+        <w:tc>
+          <w:tcPr>
+            <w:tcW w:w="2045" w:type="dxa"/>
+          </w:tcPr>
+          <w:p>
+            <w:pPr>
+              <w:rPr>
+                <w:rFonts w:ascii="Times New Roman" w:hAnsi="Times New Roman" w:cs="Times New Roman"/>
+              </w:rPr>
+            </w:pPr>
+          </w:p>
+        </w:tc>
+        <w:tc>
+          <w:tcPr>
+            <w:tcW w:w="2045" w:type="dxa"/>
+          </w:tcPr>
+          <w:p>
+            <w:pPr>
+              <w:rPr>
+                <w:rFonts w:ascii="Times New Roman" w:hAnsi="Times New Roman" w:cs="Times New Roman"/>
+              </w:rPr>
+            </w:pPr>
+          </w:p>
+        </w:tc>
+        <w:tc>
+          <w:tcPr>
+            <w:tcW w:w="2045" w:type="dxa"/>
+          </w:tcPr>
+          <w:p>
+            <w:pPr>
+              <w:rPr>
+                <w:rFonts w:ascii="Times New Roman" w:hAnsi="Times New Roman" w:cs="Times New Roman"/>
+              </w:rPr>
+            </w:pPr>
+          </w:p>
+        </w:tc>
+        <w:tc>
+          <w:tcPr>
+            <w:tcW w:w="2045" w:type="dxa"/>
           </w:tcPr>
           <w:p>
             <w:pPr>
@@ -23252,43 +24252,55 @@
         </w:trPr>
         <w:tc>
           <w:tcPr>
-            <w:tcW w:w="2556" w:type="dxa"/>
-          </w:tcPr>
-          <w:p>
-            <w:pPr>
-              <w:rPr>
-                <w:rFonts w:ascii="Times New Roman" w:hAnsi="Times New Roman" w:cs="Times New Roman"/>
-              </w:rPr>
-            </w:pPr>
-          </w:p>
-        </w:tc>
-        <w:tc>
-          <w:tcPr>
-            <w:tcW w:w="2556" w:type="dxa"/>
-          </w:tcPr>
-          <w:p>
-            <w:pPr>
-              <w:rPr>
-                <w:rFonts w:ascii="Times New Roman" w:hAnsi="Times New Roman" w:cs="Times New Roman"/>
-              </w:rPr>
-            </w:pPr>
-          </w:p>
-        </w:tc>
-        <w:tc>
-          <w:tcPr>
-            <w:tcW w:w="2556" w:type="dxa"/>
-          </w:tcPr>
-          <w:p>
-            <w:pPr>
-              <w:rPr>
-                <w:rFonts w:ascii="Times New Roman" w:hAnsi="Times New Roman" w:cs="Times New Roman"/>
-              </w:rPr>
-            </w:pPr>
-          </w:p>
-        </w:tc>
-        <w:tc>
-          <w:tcPr>
-            <w:tcW w:w="2556" w:type="dxa"/>
+            <w:tcW w:w="2045" w:type="dxa"/>
+          </w:tcPr>
+          <w:p>
+            <w:pPr>
+              <w:rPr>
+                <w:rFonts w:ascii="Times New Roman" w:hAnsi="Times New Roman" w:cs="Times New Roman"/>
+              </w:rPr>
+            </w:pPr>
+          </w:p>
+        </w:tc>
+        <w:tc>
+          <w:tcPr>
+            <w:tcW w:w="2045" w:type="dxa"/>
+          </w:tcPr>
+          <w:p>
+            <w:pPr>
+              <w:rPr>
+                <w:rFonts w:ascii="Times New Roman" w:hAnsi="Times New Roman" w:cs="Times New Roman"/>
+              </w:rPr>
+            </w:pPr>
+          </w:p>
+        </w:tc>
+        <w:tc>
+          <w:tcPr>
+            <w:tcW w:w="2045" w:type="dxa"/>
+          </w:tcPr>
+          <w:p>
+            <w:pPr>
+              <w:rPr>
+                <w:rFonts w:ascii="Times New Roman" w:hAnsi="Times New Roman" w:cs="Times New Roman"/>
+              </w:rPr>
+            </w:pPr>
+          </w:p>
+        </w:tc>
+        <w:tc>
+          <w:tcPr>
+            <w:tcW w:w="2045" w:type="dxa"/>
+          </w:tcPr>
+          <w:p>
+            <w:pPr>
+              <w:rPr>
+                <w:rFonts w:ascii="Times New Roman" w:hAnsi="Times New Roman" w:cs="Times New Roman"/>
+              </w:rPr>
+            </w:pPr>
+          </w:p>
+        </w:tc>
+        <w:tc>
+          <w:tcPr>
+            <w:tcW w:w="2045" w:type="dxa"/>
           </w:tcPr>
           <w:p>
             <w:pPr>
@@ -23305,149 +24317,55 @@
         </w:trPr>
         <w:tc>
           <w:tcPr>
-            <w:tcW w:w="2556" w:type="dxa"/>
-          </w:tcPr>
-          <w:p>
-            <w:pPr>
-              <w:rPr>
-                <w:rFonts w:ascii="Times New Roman" w:hAnsi="Times New Roman" w:cs="Times New Roman"/>
-              </w:rPr>
-            </w:pPr>
-          </w:p>
-        </w:tc>
-        <w:tc>
-          <w:tcPr>
-            <w:tcW w:w="2556" w:type="dxa"/>
-          </w:tcPr>
-          <w:p>
-            <w:pPr>
-              <w:rPr>
-                <w:rFonts w:ascii="Times New Roman" w:hAnsi="Times New Roman" w:cs="Times New Roman"/>
-              </w:rPr>
-            </w:pPr>
-          </w:p>
-        </w:tc>
-        <w:tc>
-          <w:tcPr>
-            <w:tcW w:w="2556" w:type="dxa"/>
-          </w:tcPr>
-          <w:p>
-            <w:pPr>
-              <w:rPr>
-                <w:rFonts w:ascii="Times New Roman" w:hAnsi="Times New Roman" w:cs="Times New Roman"/>
-              </w:rPr>
-            </w:pPr>
-          </w:p>
-        </w:tc>
-        <w:tc>
-          <w:tcPr>
-            <w:tcW w:w="2556" w:type="dxa"/>
-          </w:tcPr>
-          <w:p>
-            <w:pPr>
-              <w:rPr>
-                <w:rFonts w:ascii="Times New Roman" w:hAnsi="Times New Roman" w:cs="Times New Roman"/>
-              </w:rPr>
-            </w:pPr>
-          </w:p>
-        </w:tc>
-      </w:tr>
-      <w:tr>
-        <w:trPr>
-          <w:jc w:val="center"/>
-        </w:trPr>
-        <w:tc>
-          <w:tcPr>
-            <w:tcW w:w="2556" w:type="dxa"/>
-          </w:tcPr>
-          <w:p>
-            <w:pPr>
-              <w:rPr>
-                <w:rFonts w:ascii="Times New Roman" w:hAnsi="Times New Roman" w:cs="Times New Roman"/>
-              </w:rPr>
-            </w:pPr>
-          </w:p>
-        </w:tc>
-        <w:tc>
-          <w:tcPr>
-            <w:tcW w:w="2556" w:type="dxa"/>
-          </w:tcPr>
-          <w:p>
-            <w:pPr>
-              <w:rPr>
-                <w:rFonts w:ascii="Times New Roman" w:hAnsi="Times New Roman" w:cs="Times New Roman"/>
-              </w:rPr>
-            </w:pPr>
-          </w:p>
-        </w:tc>
-        <w:tc>
-          <w:tcPr>
-            <w:tcW w:w="2556" w:type="dxa"/>
-          </w:tcPr>
-          <w:p>
-            <w:pPr>
-              <w:rPr>
-                <w:rFonts w:ascii="Times New Roman" w:hAnsi="Times New Roman" w:cs="Times New Roman"/>
-              </w:rPr>
-            </w:pPr>
-          </w:p>
-        </w:tc>
-        <w:tc>
-          <w:tcPr>
-            <w:tcW w:w="2556" w:type="dxa"/>
-          </w:tcPr>
-          <w:p>
-            <w:pPr>
-              <w:rPr>
-                <w:rFonts w:ascii="Times New Roman" w:hAnsi="Times New Roman" w:cs="Times New Roman"/>
-              </w:rPr>
-            </w:pPr>
-          </w:p>
-        </w:tc>
-      </w:tr>
-      <w:tr>
-        <w:trPr>
-          <w:jc w:val="center"/>
-        </w:trPr>
-        <w:tc>
-          <w:tcPr>
-            <w:tcW w:w="2556" w:type="dxa"/>
-          </w:tcPr>
-          <w:p>
-            <w:pPr>
-              <w:rPr>
-                <w:rFonts w:ascii="Times New Roman" w:hAnsi="Times New Roman" w:cs="Times New Roman"/>
-              </w:rPr>
-            </w:pPr>
-          </w:p>
-        </w:tc>
-        <w:tc>
-          <w:tcPr>
-            <w:tcW w:w="2556" w:type="dxa"/>
-          </w:tcPr>
-          <w:p>
-            <w:pPr>
-              <w:rPr>
-                <w:rFonts w:ascii="Times New Roman" w:hAnsi="Times New Roman" w:cs="Times New Roman"/>
-              </w:rPr>
-            </w:pPr>
-          </w:p>
-        </w:tc>
-        <w:tc>
-          <w:tcPr>
-            <w:tcW w:w="2556" w:type="dxa"/>
-          </w:tcPr>
-          <w:p>
-            <w:pPr>
-              <w:rPr>
-                <w:rFonts w:ascii="Times New Roman" w:hAnsi="Times New Roman" w:cs="Times New Roman"/>
-              </w:rPr>
-            </w:pPr>
-          </w:p>
-        </w:tc>
-        <w:tc>
-          <w:tcPr>
-            <w:tcW w:w="2556" w:type="dxa"/>
+            <w:tcW w:w="2045" w:type="dxa"/>
+          </w:tcPr>
+          <w:p>
+            <w:pPr>
+              <w:rPr>
+                <w:rFonts w:ascii="Times New Roman" w:hAnsi="Times New Roman" w:cs="Times New Roman"/>
+              </w:rPr>
+            </w:pPr>
+          </w:p>
+        </w:tc>
+        <w:tc>
+          <w:tcPr>
+            <w:tcW w:w="2045" w:type="dxa"/>
+          </w:tcPr>
+          <w:p>
+            <w:pPr>
+              <w:rPr>
+                <w:rFonts w:ascii="Times New Roman" w:hAnsi="Times New Roman" w:cs="Times New Roman"/>
+              </w:rPr>
+            </w:pPr>
+          </w:p>
+        </w:tc>
+        <w:tc>
+          <w:tcPr>
+            <w:tcW w:w="2045" w:type="dxa"/>
+          </w:tcPr>
+          <w:p>
+            <w:pPr>
+              <w:rPr>
+                <w:rFonts w:ascii="Times New Roman" w:hAnsi="Times New Roman" w:cs="Times New Roman"/>
+              </w:rPr>
+            </w:pPr>
+          </w:p>
+        </w:tc>
+        <w:tc>
+          <w:tcPr>
+            <w:tcW w:w="2045" w:type="dxa"/>
+          </w:tcPr>
+          <w:p>
+            <w:pPr>
+              <w:rPr>
+                <w:rFonts w:ascii="Times New Roman" w:hAnsi="Times New Roman" w:cs="Times New Roman"/>
+              </w:rPr>
+            </w:pPr>
+          </w:p>
+        </w:tc>
+        <w:tc>
+          <w:tcPr>
+            <w:tcW w:w="2045" w:type="dxa"/>
           </w:tcPr>
           <w:p>
             <w:pPr>
@@ -23461,31 +24379,45 @@
     </w:tbl>
     <w:p>
       <w:pPr>
-        <w:pStyle w:val="Heading2"/>
-        <w:rPr>
-          <w:rFonts w:ascii="Times New Roman" w:hAnsi="Times New Roman" w:cs="Times New Roman"/>
-        </w:rPr>
-      </w:pPr>
-      <w:bookmarkStart w:id="38" w:name="sec7_2"/>
+        <w:rPr>
+          <w:rFonts w:ascii="Times New Roman" w:hAnsi="Times New Roman" w:cs="Times New Roman"/>
+        </w:rPr>
+      </w:pPr>
       <w:r>
         <w:rPr>
           <w:rFonts w:ascii="Times New Roman" w:hAnsi="Times New Roman" w:cs="Times New Roman"/>
         </w:rPr>
-        <w:t>7.2 Sprint 1 Candidates</w:t>
+        <w:br w:type="page"/>
       </w:r>
-      <w:bookmarkEnd w:id="38"/>
     </w:p>
     <w:p>
       <w:pPr>
-        <w:rPr>
-          <w:rFonts w:ascii="Times New Roman" w:hAnsi="Times New Roman" w:cs="Times New Roman"/>
-        </w:rPr>
-      </w:pPr>
+        <w:pStyle w:val="Heading1"/>
+        <w:rPr>
+          <w:rFonts w:ascii="Times New Roman" w:hAnsi="Times New Roman" w:cs="Times New Roman"/>
+        </w:rPr>
+      </w:pPr>
+      <w:bookmarkStart w:id="39" w:name="sec8"/>
       <w:r>
         <w:rPr>
           <w:rFonts w:ascii="Times New Roman" w:hAnsi="Times New Roman" w:cs="Times New Roman"/>
         </w:rPr>
-        <w:t>Only Sprint 1 candidate stories must be fully groomed before PRJ666 Sprint 1 planning.</w:t>
+        <w:lastRenderedPageBreak/>
+        <w:t>8. Client / Faculty Sign-off</w:t>
+      </w:r>
+      <w:bookmarkEnd w:id="39"/>
+    </w:p>
+    <w:p>
+      <w:pPr>
+        <w:rPr>
+          <w:rFonts w:ascii="Times New Roman" w:hAnsi="Times New Roman" w:cs="Times New Roman"/>
+        </w:rPr>
+      </w:pPr>
+      <w:r>
+        <w:rPr>
+          <w:rFonts w:ascii="Times New Roman" w:hAnsi="Times New Roman" w:cs="Times New Roman"/>
+        </w:rPr>
+        <w:t>Use this section to confirm final review, scope approval, and readiness for PRJ666 implementation.</w:t>
       </w:r>
     </w:p>
     <w:p>
@@ -23536,673 +24468,6 @@
                 <w:b/>
                 <w:sz w:val="18"/>
               </w:rPr>
-              <w:t>User Story ID</w:t>
-            </w:r>
-          </w:p>
-        </w:tc>
-        <w:tc>
-          <w:tcPr>
-            <w:tcW w:w="2045" w:type="dxa"/>
-          </w:tcPr>
-          <w:p>
-            <w:pPr>
-              <w:rPr>
-                <w:rFonts w:ascii="Times New Roman" w:hAnsi="Times New Roman" w:cs="Times New Roman"/>
-              </w:rPr>
-            </w:pPr>
-            <w:r>
-              <w:rPr>
-                <w:rFonts w:ascii="Times New Roman" w:hAnsi="Times New Roman" w:cs="Times New Roman"/>
-                <w:b/>
-                <w:sz w:val="18"/>
-              </w:rPr>
-              <w:t>Description</w:t>
-            </w:r>
-          </w:p>
-        </w:tc>
-        <w:tc>
-          <w:tcPr>
-            <w:tcW w:w="2045" w:type="dxa"/>
-          </w:tcPr>
-          <w:p>
-            <w:pPr>
-              <w:rPr>
-                <w:rFonts w:ascii="Times New Roman" w:hAnsi="Times New Roman" w:cs="Times New Roman"/>
-              </w:rPr>
-            </w:pPr>
-            <w:r>
-              <w:rPr>
-                <w:rFonts w:ascii="Times New Roman" w:hAnsi="Times New Roman" w:cs="Times New Roman"/>
-                <w:b/>
-                <w:sz w:val="18"/>
-              </w:rPr>
-              <w:t>Acceptance Criteria</w:t>
-            </w:r>
-          </w:p>
-        </w:tc>
-        <w:tc>
-          <w:tcPr>
-            <w:tcW w:w="2045" w:type="dxa"/>
-          </w:tcPr>
-          <w:p>
-            <w:pPr>
-              <w:rPr>
-                <w:rFonts w:ascii="Times New Roman" w:hAnsi="Times New Roman" w:cs="Times New Roman"/>
-              </w:rPr>
-            </w:pPr>
-            <w:r>
-              <w:rPr>
-                <w:rFonts w:ascii="Times New Roman" w:hAnsi="Times New Roman" w:cs="Times New Roman"/>
-                <w:b/>
-                <w:sz w:val="18"/>
-              </w:rPr>
-              <w:t>Testing Scenarios</w:t>
-            </w:r>
-          </w:p>
-        </w:tc>
-        <w:tc>
-          <w:tcPr>
-            <w:tcW w:w="2045" w:type="dxa"/>
-          </w:tcPr>
-          <w:p>
-            <w:pPr>
-              <w:rPr>
-                <w:rFonts w:ascii="Times New Roman" w:hAnsi="Times New Roman" w:cs="Times New Roman"/>
-              </w:rPr>
-            </w:pPr>
-            <w:r>
-              <w:rPr>
-                <w:rFonts w:ascii="Times New Roman" w:hAnsi="Times New Roman" w:cs="Times New Roman"/>
-                <w:b/>
-                <w:sz w:val="18"/>
-              </w:rPr>
-              <w:t>Notes</w:t>
-            </w:r>
-          </w:p>
-        </w:tc>
-      </w:tr>
-      <w:tr>
-        <w:trPr>
-          <w:jc w:val="center"/>
-        </w:trPr>
-        <w:tc>
-          <w:tcPr>
-            <w:tcW w:w="2045" w:type="dxa"/>
-          </w:tcPr>
-          <w:p>
-            <w:pPr>
-              <w:rPr>
-                <w:rFonts w:ascii="Times New Roman" w:hAnsi="Times New Roman" w:cs="Times New Roman"/>
-              </w:rPr>
-            </w:pPr>
-            <w:r>
-              <w:rPr>
-                <w:rFonts w:ascii="Times New Roman" w:hAnsi="Times New Roman" w:cs="Times New Roman"/>
-                <w:sz w:val="18"/>
-              </w:rPr>
-              <w:t>US-01</w:t>
-            </w:r>
-          </w:p>
-        </w:tc>
-        <w:tc>
-          <w:tcPr>
-            <w:tcW w:w="2045" w:type="dxa"/>
-          </w:tcPr>
-          <w:p>
-            <w:pPr>
-              <w:rPr>
-                <w:rFonts w:ascii="Times New Roman" w:hAnsi="Times New Roman" w:cs="Times New Roman"/>
-              </w:rPr>
-            </w:pPr>
-            <w:r>
-              <w:rPr>
-                <w:rFonts w:ascii="Times New Roman" w:hAnsi="Times New Roman" w:cs="Times New Roman"/>
-                <w:sz w:val="18"/>
-              </w:rPr>
-              <w:t>As a student, I want to book equipment so that I can reserve it in advance.</w:t>
-            </w:r>
-          </w:p>
-        </w:tc>
-        <w:tc>
-          <w:tcPr>
-            <w:tcW w:w="2045" w:type="dxa"/>
-          </w:tcPr>
-          <w:p>
-            <w:pPr>
-              <w:rPr>
-                <w:rFonts w:ascii="Times New Roman" w:hAnsi="Times New Roman" w:cs="Times New Roman"/>
-              </w:rPr>
-            </w:pPr>
-            <w:r>
-              <w:rPr>
-                <w:rFonts w:ascii="Times New Roman" w:hAnsi="Times New Roman" w:cs="Times New Roman"/>
-                <w:sz w:val="18"/>
-              </w:rPr>
-              <w:t>Given available equipment, when the user selects a valid time and confirms, then the booking is saved and confirmation is shown.</w:t>
-            </w:r>
-          </w:p>
-        </w:tc>
-        <w:tc>
-          <w:tcPr>
-            <w:tcW w:w="2045" w:type="dxa"/>
-          </w:tcPr>
-          <w:p>
-            <w:pPr>
-              <w:rPr>
-                <w:rFonts w:ascii="Times New Roman" w:hAnsi="Times New Roman" w:cs="Times New Roman"/>
-              </w:rPr>
-            </w:pPr>
-            <w:r>
-              <w:rPr>
-                <w:rFonts w:ascii="Times New Roman" w:hAnsi="Times New Roman" w:cs="Times New Roman"/>
-                <w:sz w:val="18"/>
-              </w:rPr>
-              <w:t>Test successful booking; test unavailable time; test missing required fields.</w:t>
-            </w:r>
-          </w:p>
-        </w:tc>
-        <w:tc>
-          <w:tcPr>
-            <w:tcW w:w="2045" w:type="dxa"/>
-          </w:tcPr>
-          <w:p>
-            <w:pPr>
-              <w:rPr>
-                <w:rFonts w:ascii="Times New Roman" w:hAnsi="Times New Roman" w:cs="Times New Roman"/>
-              </w:rPr>
-            </w:pPr>
-            <w:r>
-              <w:rPr>
-                <w:rFonts w:ascii="Times New Roman" w:hAnsi="Times New Roman" w:cs="Times New Roman"/>
-                <w:sz w:val="18"/>
-              </w:rPr>
-              <w:t>Candidate for PRJ666 Sprint 1.</w:t>
-            </w:r>
-          </w:p>
-        </w:tc>
-      </w:tr>
-      <w:tr>
-        <w:trPr>
-          <w:jc w:val="center"/>
-        </w:trPr>
-        <w:tc>
-          <w:tcPr>
-            <w:tcW w:w="2045" w:type="dxa"/>
-          </w:tcPr>
-          <w:p>
-            <w:pPr>
-              <w:rPr>
-                <w:rFonts w:ascii="Times New Roman" w:hAnsi="Times New Roman" w:cs="Times New Roman"/>
-              </w:rPr>
-            </w:pPr>
-          </w:p>
-        </w:tc>
-        <w:tc>
-          <w:tcPr>
-            <w:tcW w:w="2045" w:type="dxa"/>
-          </w:tcPr>
-          <w:p>
-            <w:pPr>
-              <w:rPr>
-                <w:rFonts w:ascii="Times New Roman" w:hAnsi="Times New Roman" w:cs="Times New Roman"/>
-              </w:rPr>
-            </w:pPr>
-          </w:p>
-        </w:tc>
-        <w:tc>
-          <w:tcPr>
-            <w:tcW w:w="2045" w:type="dxa"/>
-          </w:tcPr>
-          <w:p>
-            <w:pPr>
-              <w:rPr>
-                <w:rFonts w:ascii="Times New Roman" w:hAnsi="Times New Roman" w:cs="Times New Roman"/>
-              </w:rPr>
-            </w:pPr>
-          </w:p>
-        </w:tc>
-        <w:tc>
-          <w:tcPr>
-            <w:tcW w:w="2045" w:type="dxa"/>
-          </w:tcPr>
-          <w:p>
-            <w:pPr>
-              <w:rPr>
-                <w:rFonts w:ascii="Times New Roman" w:hAnsi="Times New Roman" w:cs="Times New Roman"/>
-              </w:rPr>
-            </w:pPr>
-          </w:p>
-        </w:tc>
-        <w:tc>
-          <w:tcPr>
-            <w:tcW w:w="2045" w:type="dxa"/>
-          </w:tcPr>
-          <w:p>
-            <w:pPr>
-              <w:rPr>
-                <w:rFonts w:ascii="Times New Roman" w:hAnsi="Times New Roman" w:cs="Times New Roman"/>
-              </w:rPr>
-            </w:pPr>
-          </w:p>
-        </w:tc>
-      </w:tr>
-      <w:tr>
-        <w:trPr>
-          <w:jc w:val="center"/>
-        </w:trPr>
-        <w:tc>
-          <w:tcPr>
-            <w:tcW w:w="2045" w:type="dxa"/>
-          </w:tcPr>
-          <w:p>
-            <w:pPr>
-              <w:rPr>
-                <w:rFonts w:ascii="Times New Roman" w:hAnsi="Times New Roman" w:cs="Times New Roman"/>
-              </w:rPr>
-            </w:pPr>
-          </w:p>
-        </w:tc>
-        <w:tc>
-          <w:tcPr>
-            <w:tcW w:w="2045" w:type="dxa"/>
-          </w:tcPr>
-          <w:p>
-            <w:pPr>
-              <w:rPr>
-                <w:rFonts w:ascii="Times New Roman" w:hAnsi="Times New Roman" w:cs="Times New Roman"/>
-              </w:rPr>
-            </w:pPr>
-          </w:p>
-        </w:tc>
-        <w:tc>
-          <w:tcPr>
-            <w:tcW w:w="2045" w:type="dxa"/>
-          </w:tcPr>
-          <w:p>
-            <w:pPr>
-              <w:rPr>
-                <w:rFonts w:ascii="Times New Roman" w:hAnsi="Times New Roman" w:cs="Times New Roman"/>
-              </w:rPr>
-            </w:pPr>
-          </w:p>
-        </w:tc>
-        <w:tc>
-          <w:tcPr>
-            <w:tcW w:w="2045" w:type="dxa"/>
-          </w:tcPr>
-          <w:p>
-            <w:pPr>
-              <w:rPr>
-                <w:rFonts w:ascii="Times New Roman" w:hAnsi="Times New Roman" w:cs="Times New Roman"/>
-              </w:rPr>
-            </w:pPr>
-          </w:p>
-        </w:tc>
-        <w:tc>
-          <w:tcPr>
-            <w:tcW w:w="2045" w:type="dxa"/>
-          </w:tcPr>
-          <w:p>
-            <w:pPr>
-              <w:rPr>
-                <w:rFonts w:ascii="Times New Roman" w:hAnsi="Times New Roman" w:cs="Times New Roman"/>
-              </w:rPr>
-            </w:pPr>
-          </w:p>
-        </w:tc>
-      </w:tr>
-      <w:tr>
-        <w:trPr>
-          <w:jc w:val="center"/>
-        </w:trPr>
-        <w:tc>
-          <w:tcPr>
-            <w:tcW w:w="2045" w:type="dxa"/>
-          </w:tcPr>
-          <w:p>
-            <w:pPr>
-              <w:rPr>
-                <w:rFonts w:ascii="Times New Roman" w:hAnsi="Times New Roman" w:cs="Times New Roman"/>
-              </w:rPr>
-            </w:pPr>
-          </w:p>
-        </w:tc>
-        <w:tc>
-          <w:tcPr>
-            <w:tcW w:w="2045" w:type="dxa"/>
-          </w:tcPr>
-          <w:p>
-            <w:pPr>
-              <w:rPr>
-                <w:rFonts w:ascii="Times New Roman" w:hAnsi="Times New Roman" w:cs="Times New Roman"/>
-              </w:rPr>
-            </w:pPr>
-          </w:p>
-        </w:tc>
-        <w:tc>
-          <w:tcPr>
-            <w:tcW w:w="2045" w:type="dxa"/>
-          </w:tcPr>
-          <w:p>
-            <w:pPr>
-              <w:rPr>
-                <w:rFonts w:ascii="Times New Roman" w:hAnsi="Times New Roman" w:cs="Times New Roman"/>
-              </w:rPr>
-            </w:pPr>
-          </w:p>
-        </w:tc>
-        <w:tc>
-          <w:tcPr>
-            <w:tcW w:w="2045" w:type="dxa"/>
-          </w:tcPr>
-          <w:p>
-            <w:pPr>
-              <w:rPr>
-                <w:rFonts w:ascii="Times New Roman" w:hAnsi="Times New Roman" w:cs="Times New Roman"/>
-              </w:rPr>
-            </w:pPr>
-          </w:p>
-        </w:tc>
-        <w:tc>
-          <w:tcPr>
-            <w:tcW w:w="2045" w:type="dxa"/>
-          </w:tcPr>
-          <w:p>
-            <w:pPr>
-              <w:rPr>
-                <w:rFonts w:ascii="Times New Roman" w:hAnsi="Times New Roman" w:cs="Times New Roman"/>
-              </w:rPr>
-            </w:pPr>
-          </w:p>
-        </w:tc>
-      </w:tr>
-      <w:tr>
-        <w:trPr>
-          <w:jc w:val="center"/>
-        </w:trPr>
-        <w:tc>
-          <w:tcPr>
-            <w:tcW w:w="2045" w:type="dxa"/>
-          </w:tcPr>
-          <w:p>
-            <w:pPr>
-              <w:rPr>
-                <w:rFonts w:ascii="Times New Roman" w:hAnsi="Times New Roman" w:cs="Times New Roman"/>
-              </w:rPr>
-            </w:pPr>
-          </w:p>
-        </w:tc>
-        <w:tc>
-          <w:tcPr>
-            <w:tcW w:w="2045" w:type="dxa"/>
-          </w:tcPr>
-          <w:p>
-            <w:pPr>
-              <w:rPr>
-                <w:rFonts w:ascii="Times New Roman" w:hAnsi="Times New Roman" w:cs="Times New Roman"/>
-              </w:rPr>
-            </w:pPr>
-          </w:p>
-        </w:tc>
-        <w:tc>
-          <w:tcPr>
-            <w:tcW w:w="2045" w:type="dxa"/>
-          </w:tcPr>
-          <w:p>
-            <w:pPr>
-              <w:rPr>
-                <w:rFonts w:ascii="Times New Roman" w:hAnsi="Times New Roman" w:cs="Times New Roman"/>
-              </w:rPr>
-            </w:pPr>
-          </w:p>
-        </w:tc>
-        <w:tc>
-          <w:tcPr>
-            <w:tcW w:w="2045" w:type="dxa"/>
-          </w:tcPr>
-          <w:p>
-            <w:pPr>
-              <w:rPr>
-                <w:rFonts w:ascii="Times New Roman" w:hAnsi="Times New Roman" w:cs="Times New Roman"/>
-              </w:rPr>
-            </w:pPr>
-          </w:p>
-        </w:tc>
-        <w:tc>
-          <w:tcPr>
-            <w:tcW w:w="2045" w:type="dxa"/>
-          </w:tcPr>
-          <w:p>
-            <w:pPr>
-              <w:rPr>
-                <w:rFonts w:ascii="Times New Roman" w:hAnsi="Times New Roman" w:cs="Times New Roman"/>
-              </w:rPr>
-            </w:pPr>
-          </w:p>
-        </w:tc>
-      </w:tr>
-      <w:tr>
-        <w:trPr>
-          <w:jc w:val="center"/>
-        </w:trPr>
-        <w:tc>
-          <w:tcPr>
-            <w:tcW w:w="2045" w:type="dxa"/>
-          </w:tcPr>
-          <w:p>
-            <w:pPr>
-              <w:rPr>
-                <w:rFonts w:ascii="Times New Roman" w:hAnsi="Times New Roman" w:cs="Times New Roman"/>
-              </w:rPr>
-            </w:pPr>
-          </w:p>
-        </w:tc>
-        <w:tc>
-          <w:tcPr>
-            <w:tcW w:w="2045" w:type="dxa"/>
-          </w:tcPr>
-          <w:p>
-            <w:pPr>
-              <w:rPr>
-                <w:rFonts w:ascii="Times New Roman" w:hAnsi="Times New Roman" w:cs="Times New Roman"/>
-              </w:rPr>
-            </w:pPr>
-          </w:p>
-        </w:tc>
-        <w:tc>
-          <w:tcPr>
-            <w:tcW w:w="2045" w:type="dxa"/>
-          </w:tcPr>
-          <w:p>
-            <w:pPr>
-              <w:rPr>
-                <w:rFonts w:ascii="Times New Roman" w:hAnsi="Times New Roman" w:cs="Times New Roman"/>
-              </w:rPr>
-            </w:pPr>
-          </w:p>
-        </w:tc>
-        <w:tc>
-          <w:tcPr>
-            <w:tcW w:w="2045" w:type="dxa"/>
-          </w:tcPr>
-          <w:p>
-            <w:pPr>
-              <w:rPr>
-                <w:rFonts w:ascii="Times New Roman" w:hAnsi="Times New Roman" w:cs="Times New Roman"/>
-              </w:rPr>
-            </w:pPr>
-          </w:p>
-        </w:tc>
-        <w:tc>
-          <w:tcPr>
-            <w:tcW w:w="2045" w:type="dxa"/>
-          </w:tcPr>
-          <w:p>
-            <w:pPr>
-              <w:rPr>
-                <w:rFonts w:ascii="Times New Roman" w:hAnsi="Times New Roman" w:cs="Times New Roman"/>
-              </w:rPr>
-            </w:pPr>
-          </w:p>
-        </w:tc>
-      </w:tr>
-      <w:tr>
-        <w:trPr>
-          <w:jc w:val="center"/>
-        </w:trPr>
-        <w:tc>
-          <w:tcPr>
-            <w:tcW w:w="2045" w:type="dxa"/>
-          </w:tcPr>
-          <w:p>
-            <w:pPr>
-              <w:rPr>
-                <w:rFonts w:ascii="Times New Roman" w:hAnsi="Times New Roman" w:cs="Times New Roman"/>
-              </w:rPr>
-            </w:pPr>
-          </w:p>
-        </w:tc>
-        <w:tc>
-          <w:tcPr>
-            <w:tcW w:w="2045" w:type="dxa"/>
-          </w:tcPr>
-          <w:p>
-            <w:pPr>
-              <w:rPr>
-                <w:rFonts w:ascii="Times New Roman" w:hAnsi="Times New Roman" w:cs="Times New Roman"/>
-              </w:rPr>
-            </w:pPr>
-          </w:p>
-        </w:tc>
-        <w:tc>
-          <w:tcPr>
-            <w:tcW w:w="2045" w:type="dxa"/>
-          </w:tcPr>
-          <w:p>
-            <w:pPr>
-              <w:rPr>
-                <w:rFonts w:ascii="Times New Roman" w:hAnsi="Times New Roman" w:cs="Times New Roman"/>
-              </w:rPr>
-            </w:pPr>
-          </w:p>
-        </w:tc>
-        <w:tc>
-          <w:tcPr>
-            <w:tcW w:w="2045" w:type="dxa"/>
-          </w:tcPr>
-          <w:p>
-            <w:pPr>
-              <w:rPr>
-                <w:rFonts w:ascii="Times New Roman" w:hAnsi="Times New Roman" w:cs="Times New Roman"/>
-              </w:rPr>
-            </w:pPr>
-          </w:p>
-        </w:tc>
-        <w:tc>
-          <w:tcPr>
-            <w:tcW w:w="2045" w:type="dxa"/>
-          </w:tcPr>
-          <w:p>
-            <w:pPr>
-              <w:rPr>
-                <w:rFonts w:ascii="Times New Roman" w:hAnsi="Times New Roman" w:cs="Times New Roman"/>
-              </w:rPr>
-            </w:pPr>
-          </w:p>
-        </w:tc>
-      </w:tr>
-    </w:tbl>
-    <w:p>
-      <w:pPr>
-        <w:rPr>
-          <w:rFonts w:ascii="Times New Roman" w:hAnsi="Times New Roman" w:cs="Times New Roman"/>
-        </w:rPr>
-      </w:pPr>
-      <w:r>
-        <w:rPr>
-          <w:rFonts w:ascii="Times New Roman" w:hAnsi="Times New Roman" w:cs="Times New Roman"/>
-        </w:rPr>
-        <w:br w:type="page"/>
-      </w:r>
-    </w:p>
-    <w:p>
-      <w:pPr>
-        <w:pStyle w:val="Heading1"/>
-        <w:rPr>
-          <w:rFonts w:ascii="Times New Roman" w:hAnsi="Times New Roman" w:cs="Times New Roman"/>
-        </w:rPr>
-      </w:pPr>
-      <w:bookmarkStart w:id="39" w:name="sec8"/>
-      <w:r>
-        <w:rPr>
-          <w:rFonts w:ascii="Times New Roman" w:hAnsi="Times New Roman" w:cs="Times New Roman"/>
-        </w:rPr>
-        <w:lastRenderedPageBreak/>
-        <w:t>8. Client / Faculty Sign-off</w:t>
-      </w:r>
-      <w:bookmarkEnd w:id="39"/>
-    </w:p>
-    <w:p>
-      <w:pPr>
-        <w:rPr>
-          <w:rFonts w:ascii="Times New Roman" w:hAnsi="Times New Roman" w:cs="Times New Roman"/>
-        </w:rPr>
-      </w:pPr>
-      <w:r>
-        <w:rPr>
-          <w:rFonts w:ascii="Times New Roman" w:hAnsi="Times New Roman" w:cs="Times New Roman"/>
-        </w:rPr>
-        <w:t>Use this section to confirm final review, scope approval, and readiness for PRJ666 implementation.</w:t>
-      </w:r>
-    </w:p>
-    <w:p>
-      <w:pPr>
-        <w:pStyle w:val="Instruction"/>
-        <w:rPr>
-          <w:rFonts w:ascii="Times New Roman" w:hAnsi="Times New Roman" w:cs="Times New Roman"/>
-        </w:rPr>
-      </w:pPr>
-      <w:r>
-        <w:rPr>
-          <w:rFonts w:ascii="Times New Roman" w:hAnsi="Times New Roman" w:cs="Times New Roman"/>
-        </w:rPr>
-        <w:t>Add or remove rows as needed. The number of rows in this template is not a required limit.</w:t>
-      </w:r>
-    </w:p>
-    <w:tbl>
-      <w:tblPr>
-        <w:tblStyle w:val="TableGrid"/>
-        <w:tblW w:w="0" w:type="auto"/>
-        <w:jc w:val="center"/>
-        <w:tblLook w:val="04A0" w:firstRow="1" w:lastRow="0" w:firstColumn="1" w:lastColumn="0" w:noHBand="0" w:noVBand="1"/>
-      </w:tblPr>
-      <w:tblGrid>
-        <w:gridCol w:w="2042"/>
-        <w:gridCol w:w="2043"/>
-        <w:gridCol w:w="2043"/>
-        <w:gridCol w:w="2043"/>
-        <w:gridCol w:w="2043"/>
-      </w:tblGrid>
-      <w:tr>
-        <w:trPr>
-          <w:jc w:val="center"/>
-        </w:trPr>
-        <w:tc>
-          <w:tcPr>
-            <w:tcW w:w="2045" w:type="dxa"/>
-          </w:tcPr>
-          <w:p>
-            <w:pPr>
-              <w:rPr>
-                <w:rFonts w:ascii="Times New Roman" w:hAnsi="Times New Roman" w:cs="Times New Roman"/>
-              </w:rPr>
-            </w:pPr>
-            <w:r>
-              <w:rPr>
-                <w:rFonts w:ascii="Times New Roman" w:hAnsi="Times New Roman" w:cs="Times New Roman"/>
-                <w:b/>
-                <w:sz w:val="18"/>
-              </w:rPr>
               <w:t>Name</w:t>
             </w:r>
           </w:p>
@@ -24930,7 +25195,7 @@
 </file>
 
 <file path=word/endnotes.xml><?xml version="1.0" encoding="utf-8"?>
-<w:endnotes xmlns:wpc="http://schemas.microsoft.com/office/word/2010/wordprocessingCanvas" xmlns:cx="http://schemas.microsoft.com/office/drawing/2014/chartex" xmlns:cx1="http://schemas.microsoft.com/office/drawing/2015/9/8/chartex" xmlns:cx2="http://schemas.microsoft.com/office/drawing/2015/10/21/chartex" xmlns:cx3="http://schemas.microsoft.com/office/drawing/2016/5/9/chartex" xmlns:cx4="http://schemas.microsoft.com/office/drawing/2016/5/10/chartex" xmlns:cx5="http://schemas.microsoft.com/office/drawing/2016/5/11/chartex" xmlns:cx6="http://schemas.microsoft.com/office/drawing/2016/5/12/chartex" xmlns:cx7="http://schemas.microsoft.com/office/drawing/2016/5/13/chartex" xmlns:cx8="http://schemas.microsoft.com/office/drawing/2016/5/14/chartex" xmlns:mc="http://schemas.openxmlformats.org/markup-compatibility/2006" xmlns:aink="http://schemas.microsoft.com/office/drawing/2016/ink" xmlns:am3d="http://schemas.microsoft.com/office/drawing/2017/model3d" xmlns:o="urn:schemas-microsoft-com:office:office" xmlns:oel="http://schemas.microsoft.com/office/2019/extlst" xmlns:r="http://schemas.openxmlformats.org/officeDocument/2006/relationships" xmlns:m="http://schemas.openxmlformats.org/officeDocument/2006/math" xmlns:v="urn:schemas-microsoft-com:vml" xmlns:wp14="http://schemas.microsoft.com/office/word/2010/wordprocessingDrawing" xmlns:wp="http://schemas.openxmlformats.org/drawingml/2006/wordprocessingDrawing" xmlns:w10="urn:schemas-microsoft-com:office:word" xmlns:w="http://schemas.openxmlformats.org/wordprocessingml/2006/main" xmlns:w14="http://schemas.microsoft.com/office/word/2010/wordml" xmlns:w15="http://schemas.microsoft.com/office/word/2012/wordml" xmlns:w16cex="http://schemas.microsoft.com/office/word/2018/wordml/cex" xmlns:w16cid="http://schemas.microsoft.com/office/word/2016/wordml/cid" xmlns:w16="http://schemas.microsoft.com/office/word/2018/wordml" xmlns:w16du="http://schemas.microsoft.com/office/word/2023/wordml/word16du" xmlns:w16sdtdh="http://schemas.microsoft.com/office/word/2020/wordml/sdtdatahash" xmlns:w16sdtfl="http://schemas.microsoft.com/office/word/2024/wordml/sdtformatlock" xmlns:w16se="http://schemas.microsoft.com/office/word/2015/wordml/symex" xmlns:wpg="http://schemas.microsoft.com/office/word/2010/wordprocessingGroup" xmlns:wpi="http://schemas.microsoft.com/office/word/2010/wordprocessingInk" xmlns:wne="http://schemas.microsoft.com/office/word/2006/wordml" xmlns:wps="http://schemas.microsoft.com/office/word/2010/wordprocessingShape" mc:Ignorable="w14 w15 w16se w16cid w16 w16cex w16sdtdh w16sdtfl w16du wp14">
+<w:endnotes xmlns:wpc="http://schemas.microsoft.com/office/word/2010/wordprocessingCanvas" xmlns:cx="http://schemas.microsoft.com/office/drawing/2014/chartex" xmlns:cx1="http://schemas.microsoft.com/office/drawing/2015/9/8/chartex" xmlns:cx2="http://schemas.microsoft.com/office/drawing/2015/10/21/chartex" xmlns:cx3="http://schemas.microsoft.com/office/drawing/2016/5/9/chartex" xmlns:cx4="http://schemas.microsoft.com/office/drawing/2016/5/10/chartex" xmlns:cx5="http://schemas.microsoft.com/office/drawing/2016/5/11/chartex" xmlns:cx6="http://schemas.microsoft.com/office/drawing/2016/5/12/chartex" xmlns:cx7="http://schemas.microsoft.com/office/drawing/2016/5/13/chartex" xmlns:cx8="http://schemas.microsoft.com/office/drawing/2016/5/14/chartex" xmlns:mc="http://schemas.openxmlformats.org/markup-compatibility/2006" xmlns:aink="http://schemas.microsoft.com/office/drawing/2016/ink" xmlns:am3d="http://schemas.microsoft.com/office/drawing/2017/model3d" xmlns:o="urn:schemas-microsoft-com:office:office" xmlns:oel="http://schemas.microsoft.com/office/2019/extlst" xmlns:r="http://schemas.openxmlformats.org/officeDocument/2006/relationships" xmlns:m="http://schemas.openxmlformats.org/officeDocument/2006/math" xmlns:v="urn:schemas-microsoft-com:vml" xmlns:wp14="http://schemas.microsoft.com/office/word/2010/wordprocessingDrawing" xmlns:wp="http://schemas.openxmlformats.org/drawingml/2006/wordprocessingDrawing" xmlns:w10="urn:schemas-microsoft-com:office:word" xmlns:w="http://schemas.openxmlformats.org/wordprocessingml/2006/main" xmlns:w14="http://schemas.microsoft.com/office/word/2010/wordml" xmlns:w15="http://schemas.microsoft.com/office/word/2012/wordml" xmlns:w16cei="http://schemas.microsoft.com/office/word/2026/wordml/cei" xmlns:w16cex="http://schemas.microsoft.com/office/word/2018/wordml/cex" xmlns:w16cid="http://schemas.microsoft.com/office/word/2016/wordml/cid" xmlns:w16="http://schemas.microsoft.com/office/word/2018/wordml" xmlns:w16du="http://schemas.microsoft.com/office/word/2023/wordml/word16du" xmlns:w16sdtdh="http://schemas.microsoft.com/office/word/2020/wordml/sdtdatahash" xmlns:w16sdtfl="http://schemas.microsoft.com/office/word/2024/wordml/sdtformatlock" xmlns:w16se="http://schemas.microsoft.com/office/word/2015/wordml/symex" xmlns:wpg="http://schemas.microsoft.com/office/word/2010/wordprocessingGroup" xmlns:wpi="http://schemas.microsoft.com/office/word/2010/wordprocessingInk" xmlns:wne="http://schemas.microsoft.com/office/word/2006/wordml" xmlns:wps="http://schemas.microsoft.com/office/word/2010/wordprocessingShape" mc:Ignorable="w14 w15 w16se w16cid w16 w16cex w16sdtdh w16sdtfl w16du wp14">
   <w:endnote w:type="separator" w:id="-1">
     <w:p>
       <w:pPr>
@@ -24955,7 +25220,7 @@
 </file>
 
 <file path=word/footer1.xml><?xml version="1.0" encoding="utf-8"?>
-<w:ftr xmlns:wpc="http://schemas.microsoft.com/office/word/2010/wordprocessingCanvas" xmlns:cx="http://schemas.microsoft.com/office/drawing/2014/chartex" xmlns:cx1="http://schemas.microsoft.com/office/drawing/2015/9/8/chartex" xmlns:cx2="http://schemas.microsoft.com/office/drawing/2015/10/21/chartex" xmlns:cx3="http://schemas.microsoft.com/office/drawing/2016/5/9/chartex" xmlns:cx4="http://schemas.microsoft.com/office/drawing/2016/5/10/chartex" xmlns:cx5="http://schemas.microsoft.com/office/drawing/2016/5/11/chartex" xmlns:cx6="http://schemas.microsoft.com/office/drawing/2016/5/12/chartex" xmlns:cx7="http://schemas.microsoft.com/office/drawing/2016/5/13/chartex" xmlns:cx8="http://schemas.microsoft.com/office/drawing/2016/5/14/chartex" xmlns:mc="http://schemas.openxmlformats.org/markup-compatibility/2006" xmlns:aink="http://schemas.microsoft.com/office/drawing/2016/ink" xmlns:am3d="http://schemas.microsoft.com/office/drawing/2017/model3d" xmlns:o="urn:schemas-microsoft-com:office:office" xmlns:oel="http://schemas.microsoft.com/office/2019/extlst" xmlns:r="http://schemas.openxmlformats.org/officeDocument/2006/relationships" xmlns:m="http://schemas.openxmlformats.org/officeDocument/2006/math" xmlns:v="urn:schemas-microsoft-com:vml" xmlns:wp14="http://schemas.microsoft.com/office/word/2010/wordprocessingDrawing" xmlns:wp="http://schemas.openxmlformats.org/drawingml/2006/wordprocessingDrawing" xmlns:w10="urn:schemas-microsoft-com:office:word" xmlns:w="http://schemas.openxmlformats.org/wordprocessingml/2006/main" xmlns:w14="http://schemas.microsoft.com/office/word/2010/wordml" xmlns:w15="http://schemas.microsoft.com/office/word/2012/wordml" xmlns:w16cex="http://schemas.microsoft.com/office/word/2018/wordml/cex" xmlns:w16cid="http://schemas.microsoft.com/office/word/2016/wordml/cid" xmlns:w16="http://schemas.microsoft.com/office/word/2018/wordml" xmlns:w16du="http://schemas.microsoft.com/office/word/2023/wordml/word16du" xmlns:w16sdtdh="http://schemas.microsoft.com/office/word/2020/wordml/sdtdatahash" xmlns:w16sdtfl="http://schemas.microsoft.com/office/word/2024/wordml/sdtformatlock" xmlns:w16se="http://schemas.microsoft.com/office/word/2015/wordml/symex" xmlns:wpg="http://schemas.microsoft.com/office/word/2010/wordprocessingGroup" xmlns:wpi="http://schemas.microsoft.com/office/word/2010/wordprocessingInk" xmlns:wne="http://schemas.microsoft.com/office/word/2006/wordml" xmlns:wps="http://schemas.microsoft.com/office/word/2010/wordprocessingShape" mc:Ignorable="w14 w15 w16se w16cid w16 w16cex w16sdtdh w16sdtfl w16du wp14">
+<w:ftr xmlns:wpc="http://schemas.microsoft.com/office/word/2010/wordprocessingCanvas" xmlns:cx="http://schemas.microsoft.com/office/drawing/2014/chartex" xmlns:cx1="http://schemas.microsoft.com/office/drawing/2015/9/8/chartex" xmlns:cx2="http://schemas.microsoft.com/office/drawing/2015/10/21/chartex" xmlns:cx3="http://schemas.microsoft.com/office/drawing/2016/5/9/chartex" xmlns:cx4="http://schemas.microsoft.com/office/drawing/2016/5/10/chartex" xmlns:cx5="http://schemas.microsoft.com/office/drawing/2016/5/11/chartex" xmlns:cx6="http://schemas.microsoft.com/office/drawing/2016/5/12/chartex" xmlns:cx7="http://schemas.microsoft.com/office/drawing/2016/5/13/chartex" xmlns:cx8="http://schemas.microsoft.com/office/drawing/2016/5/14/chartex" xmlns:mc="http://schemas.openxmlformats.org/markup-compatibility/2006" xmlns:aink="http://schemas.microsoft.com/office/drawing/2016/ink" xmlns:am3d="http://schemas.microsoft.com/office/drawing/2017/model3d" xmlns:o="urn:schemas-microsoft-com:office:office" xmlns:oel="http://schemas.microsoft.com/office/2019/extlst" xmlns:r="http://schemas.openxmlformats.org/officeDocument/2006/relationships" xmlns:m="http://schemas.openxmlformats.org/officeDocument/2006/math" xmlns:v="urn:schemas-microsoft-com:vml" xmlns:wp14="http://schemas.microsoft.com/office/word/2010/wordprocessingDrawing" xmlns:wp="http://schemas.openxmlformats.org/drawingml/2006/wordprocessingDrawing" xmlns:w10="urn:schemas-microsoft-com:office:word" xmlns:w="http://schemas.openxmlformats.org/wordprocessingml/2006/main" xmlns:w14="http://schemas.microsoft.com/office/word/2010/wordml" xmlns:w15="http://schemas.microsoft.com/office/word/2012/wordml" xmlns:w16cei="http://schemas.microsoft.com/office/word/2026/wordml/cei" xmlns:w16cex="http://schemas.microsoft.com/office/word/2018/wordml/cex" xmlns:w16cid="http://schemas.microsoft.com/office/word/2016/wordml/cid" xmlns:w16="http://schemas.microsoft.com/office/word/2018/wordml" xmlns:w16du="http://schemas.microsoft.com/office/word/2023/wordml/word16du" xmlns:w16sdtdh="http://schemas.microsoft.com/office/word/2020/wordml/sdtdatahash" xmlns:w16sdtfl="http://schemas.microsoft.com/office/word/2024/wordml/sdtformatlock" xmlns:w16se="http://schemas.microsoft.com/office/word/2015/wordml/symex" xmlns:wpg="http://schemas.microsoft.com/office/word/2010/wordprocessingGroup" xmlns:wpi="http://schemas.microsoft.com/office/word/2010/wordprocessingInk" xmlns:wne="http://schemas.microsoft.com/office/word/2006/wordml" xmlns:wps="http://schemas.microsoft.com/office/word/2010/wordprocessingShape" mc:Ignorable="w14 w15 w16se w16cid w16 w16cex w16sdtdh w16sdtfl w16du wp14">
   <w:p>
     <w:pPr>
       <w:pStyle w:val="Footer"/>
@@ -25002,7 +25267,7 @@
 </file>
 
 <file path=word/footnotes.xml><?xml version="1.0" encoding="utf-8"?>
-<w:footnotes xmlns:wpc="http://schemas.microsoft.com/office/word/2010/wordprocessingCanvas" xmlns:cx="http://schemas.microsoft.com/office/drawing/2014/chartex" xmlns:cx1="http://schemas.microsoft.com/office/drawing/2015/9/8/chartex" xmlns:cx2="http://schemas.microsoft.com/office/drawing/2015/10/21/chartex" xmlns:cx3="http://schemas.microsoft.com/office/drawing/2016/5/9/chartex" xmlns:cx4="http://schemas.microsoft.com/office/drawing/2016/5/10/chartex" xmlns:cx5="http://schemas.microsoft.com/office/drawing/2016/5/11/chartex" xmlns:cx6="http://schemas.microsoft.com/office/drawing/2016/5/12/chartex" xmlns:cx7="http://schemas.microsoft.com/office/drawing/2016/5/13/chartex" xmlns:cx8="http://schemas.microsoft.com/office/drawing/2016/5/14/chartex" xmlns:mc="http://schemas.openxmlformats.org/markup-compatibility/2006" xmlns:aink="http://schemas.microsoft.com/office/drawing/2016/ink" xmlns:am3d="http://schemas.microsoft.com/office/drawing/2017/model3d" xmlns:o="urn:schemas-microsoft-com:office:office" xmlns:oel="http://schemas.microsoft.com/office/2019/extlst" xmlns:r="http://schemas.openxmlformats.org/officeDocument/2006/relationships" xmlns:m="http://schemas.openxmlformats.org/officeDocument/2006/math" xmlns:v="urn:schemas-microsoft-com:vml" xmlns:wp14="http://schemas.microsoft.com/office/word/2010/wordprocessingDrawing" xmlns:wp="http://schemas.openxmlformats.org/drawingml/2006/wordprocessingDrawing" xmlns:w10="urn:schemas-microsoft-com:office:word" xmlns:w="http://schemas.openxmlformats.org/wordprocessingml/2006/main" xmlns:w14="http://schemas.microsoft.com/office/word/2010/wordml" xmlns:w15="http://schemas.microsoft.com/office/word/2012/wordml" xmlns:w16cex="http://schemas.microsoft.com/office/word/2018/wordml/cex" xmlns:w16cid="http://schemas.microsoft.com/office/word/2016/wordml/cid" xmlns:w16="http://schemas.microsoft.com/office/word/2018/wordml" xmlns:w16du="http://schemas.microsoft.com/office/word/2023/wordml/word16du" xmlns:w16sdtdh="http://schemas.microsoft.com/office/word/2020/wordml/sdtdatahash" xmlns:w16sdtfl="http://schemas.microsoft.com/office/word/2024/wordml/sdtformatlock" xmlns:w16se="http://schemas.microsoft.com/office/word/2015/wordml/symex" xmlns:wpg="http://schemas.microsoft.com/office/word/2010/wordprocessingGroup" xmlns:wpi="http://schemas.microsoft.com/office/word/2010/wordprocessingInk" xmlns:wne="http://schemas.microsoft.com/office/word/2006/wordml" xmlns:wps="http://schemas.microsoft.com/office/word/2010/wordprocessingShape" mc:Ignorable="w14 w15 w16se w16cid w16 w16cex w16sdtdh w16sdtfl w16du wp14">
+<w:footnotes xmlns:wpc="http://schemas.microsoft.com/office/word/2010/wordprocessingCanvas" xmlns:cx="http://schemas.microsoft.com/office/drawing/2014/chartex" xmlns:cx1="http://schemas.microsoft.com/office/drawing/2015/9/8/chartex" xmlns:cx2="http://schemas.microsoft.com/office/drawing/2015/10/21/chartex" xmlns:cx3="http://schemas.microsoft.com/office/drawing/2016/5/9/chartex" xmlns:cx4="http://schemas.microsoft.com/office/drawing/2016/5/10/chartex" xmlns:cx5="http://schemas.microsoft.com/office/drawing/2016/5/11/chartex" xmlns:cx6="http://schemas.microsoft.com/office/drawing/2016/5/12/chartex" xmlns:cx7="http://schemas.microsoft.com/office/drawing/2016/5/13/chartex" xmlns:cx8="http://schemas.microsoft.com/office/drawing/2016/5/14/chartex" xmlns:mc="http://schemas.openxmlformats.org/markup-compatibility/2006" xmlns:aink="http://schemas.microsoft.com/office/drawing/2016/ink" xmlns:am3d="http://schemas.microsoft.com/office/drawing/2017/model3d" xmlns:o="urn:schemas-microsoft-com:office:office" xmlns:oel="http://schemas.microsoft.com/office/2019/extlst" xmlns:r="http://schemas.openxmlformats.org/officeDocument/2006/relationships" xmlns:m="http://schemas.openxmlformats.org/officeDocument/2006/math" xmlns:v="urn:schemas-microsoft-com:vml" xmlns:wp14="http://schemas.microsoft.com/office/word/2010/wordprocessingDrawing" xmlns:wp="http://schemas.openxmlformats.org/drawingml/2006/wordprocessingDrawing" xmlns:w10="urn:schemas-microsoft-com:office:word" xmlns:w="http://schemas.openxmlformats.org/wordprocessingml/2006/main" xmlns:w14="http://schemas.microsoft.com/office/word/2010/wordml" xmlns:w15="http://schemas.microsoft.com/office/word/2012/wordml" xmlns:w16cei="http://schemas.microsoft.com/office/word/2026/wordml/cei" xmlns:w16cex="http://schemas.microsoft.com/office/word/2018/wordml/cex" xmlns:w16cid="http://schemas.microsoft.com/office/word/2016/wordml/cid" xmlns:w16="http://schemas.microsoft.com/office/word/2018/wordml" xmlns:w16du="http://schemas.microsoft.com/office/word/2023/wordml/word16du" xmlns:w16sdtdh="http://schemas.microsoft.com/office/word/2020/wordml/sdtdatahash" xmlns:w16sdtfl="http://schemas.microsoft.com/office/word/2024/wordml/sdtformatlock" xmlns:w16se="http://schemas.microsoft.com/office/word/2015/wordml/symex" xmlns:wpg="http://schemas.microsoft.com/office/word/2010/wordprocessingGroup" xmlns:wpi="http://schemas.microsoft.com/office/word/2010/wordprocessingInk" xmlns:wne="http://schemas.microsoft.com/office/word/2006/wordml" xmlns:wps="http://schemas.microsoft.com/office/word/2010/wordprocessingShape" mc:Ignorable="w14 w15 w16se w16cid w16 w16cex w16sdtdh w16sdtfl w16du wp14">
   <w:footnote w:type="separator" w:id="-1">
     <w:p>
       <w:pPr>
@@ -25027,7 +25292,7 @@
 </file>
 
 <file path=word/header1.xml><?xml version="1.0" encoding="utf-8"?>
-<w:hdr xmlns:wpc="http://schemas.microsoft.com/office/word/2010/wordprocessingCanvas" xmlns:cx="http://schemas.microsoft.com/office/drawing/2014/chartex" xmlns:cx1="http://schemas.microsoft.com/office/drawing/2015/9/8/chartex" xmlns:cx2="http://schemas.microsoft.com/office/drawing/2015/10/21/chartex" xmlns:cx3="http://schemas.microsoft.com/office/drawing/2016/5/9/chartex" xmlns:cx4="http://schemas.microsoft.com/office/drawing/2016/5/10/chartex" xmlns:cx5="http://schemas.microsoft.com/office/drawing/2016/5/11/chartex" xmlns:cx6="http://schemas.microsoft.com/office/drawing/2016/5/12/chartex" xmlns:cx7="http://schemas.microsoft.com/office/drawing/2016/5/13/chartex" xmlns:cx8="http://schemas.microsoft.com/office/drawing/2016/5/14/chartex" xmlns:mc="http://schemas.openxmlformats.org/markup-compatibility/2006" xmlns:aink="http://schemas.microsoft.com/office/drawing/2016/ink" xmlns:am3d="http://schemas.microsoft.com/office/drawing/2017/model3d" xmlns:o="urn:schemas-microsoft-com:office:office" xmlns:oel="http://schemas.microsoft.com/office/2019/extlst" xmlns:r="http://schemas.openxmlformats.org/officeDocument/2006/relationships" xmlns:m="http://schemas.openxmlformats.org/officeDocument/2006/math" xmlns:v="urn:schemas-microsoft-com:vml" xmlns:wp14="http://schemas.microsoft.com/office/word/2010/wordprocessingDrawing" xmlns:wp="http://schemas.openxmlformats.org/drawingml/2006/wordprocessingDrawing" xmlns:w10="urn:schemas-microsoft-com:office:word" xmlns:w="http://schemas.openxmlformats.org/wordprocessingml/2006/main" xmlns:w14="http://schemas.microsoft.com/office/word/2010/wordml" xmlns:w15="http://schemas.microsoft.com/office/word/2012/wordml" xmlns:w16cex="http://schemas.microsoft.com/office/word/2018/wordml/cex" xmlns:w16cid="http://schemas.microsoft.com/office/word/2016/wordml/cid" xmlns:w16="http://schemas.microsoft.com/office/word/2018/wordml" xmlns:w16du="http://schemas.microsoft.com/office/word/2023/wordml/word16du" xmlns:w16sdtdh="http://schemas.microsoft.com/office/word/2020/wordml/sdtdatahash" xmlns:w16sdtfl="http://schemas.microsoft.com/office/word/2024/wordml/sdtformatlock" xmlns:w16se="http://schemas.microsoft.com/office/word/2015/wordml/symex" xmlns:wpg="http://schemas.microsoft.com/office/word/2010/wordprocessingGroup" xmlns:wpi="http://schemas.microsoft.com/office/word/2010/wordprocessingInk" xmlns:wne="http://schemas.microsoft.com/office/word/2006/wordml" xmlns:wps="http://schemas.microsoft.com/office/word/2010/wordprocessingShape" mc:Ignorable="w14 w15 w16se w16cid w16 w16cex w16sdtdh w16sdtfl w16du wp14">
+<w:hdr xmlns:wpc="http://schemas.microsoft.com/office/word/2010/wordprocessingCanvas" xmlns:cx="http://schemas.microsoft.com/office/drawing/2014/chartex" xmlns:cx1="http://schemas.microsoft.com/office/drawing/2015/9/8/chartex" xmlns:cx2="http://schemas.microsoft.com/office/drawing/2015/10/21/chartex" xmlns:cx3="http://schemas.microsoft.com/office/drawing/2016/5/9/chartex" xmlns:cx4="http://schemas.microsoft.com/office/drawing/2016/5/10/chartex" xmlns:cx5="http://schemas.microsoft.com/office/drawing/2016/5/11/chartex" xmlns:cx6="http://schemas.microsoft.com/office/drawing/2016/5/12/chartex" xmlns:cx7="http://schemas.microsoft.com/office/drawing/2016/5/13/chartex" xmlns:cx8="http://schemas.microsoft.com/office/drawing/2016/5/14/chartex" xmlns:mc="http://schemas.openxmlformats.org/markup-compatibility/2006" xmlns:aink="http://schemas.microsoft.com/office/drawing/2016/ink" xmlns:am3d="http://schemas.microsoft.com/office/drawing/2017/model3d" xmlns:o="urn:schemas-microsoft-com:office:office" xmlns:oel="http://schemas.microsoft.com/office/2019/extlst" xmlns:r="http://schemas.openxmlformats.org/officeDocument/2006/relationships" xmlns:m="http://schemas.openxmlformats.org/officeDocument/2006/math" xmlns:v="urn:schemas-microsoft-com:vml" xmlns:wp14="http://schemas.microsoft.com/office/word/2010/wordprocessingDrawing" xmlns:wp="http://schemas.openxmlformats.org/drawingml/2006/wordprocessingDrawing" xmlns:w10="urn:schemas-microsoft-com:office:word" xmlns:w="http://schemas.openxmlformats.org/wordprocessingml/2006/main" xmlns:w14="http://schemas.microsoft.com/office/word/2010/wordml" xmlns:w15="http://schemas.microsoft.com/office/word/2012/wordml" xmlns:w16cei="http://schemas.microsoft.com/office/word/2026/wordml/cei" xmlns:w16cex="http://schemas.microsoft.com/office/word/2018/wordml/cex" xmlns:w16cid="http://schemas.microsoft.com/office/word/2016/wordml/cid" xmlns:w16="http://schemas.microsoft.com/office/word/2018/wordml" xmlns:w16du="http://schemas.microsoft.com/office/word/2023/wordml/word16du" xmlns:w16sdtdh="http://schemas.microsoft.com/office/word/2020/wordml/sdtdatahash" xmlns:w16sdtfl="http://schemas.microsoft.com/office/word/2024/wordml/sdtformatlock" xmlns:w16se="http://schemas.microsoft.com/office/word/2015/wordml/symex" xmlns:wpg="http://schemas.microsoft.com/office/word/2010/wordprocessingGroup" xmlns:wpi="http://schemas.microsoft.com/office/word/2010/wordprocessingInk" xmlns:wne="http://schemas.microsoft.com/office/word/2006/wordml" xmlns:wps="http://schemas.microsoft.com/office/word/2010/wordprocessingShape" mc:Ignorable="w14 w15 w16se w16cid w16 w16cex w16sdtdh w16sdtfl w16du wp14">
   <w:p>
     <w:pPr>
       <w:pStyle w:val="Header"/>
@@ -25050,7 +25315,7 @@
 </file>
 
 <file path=word/numbering.xml><?xml version="1.0" encoding="utf-8"?>
-<w:numbering xmlns:wpc="http://schemas.microsoft.com/office/word/2010/wordprocessingCanvas" xmlns:cx="http://schemas.microsoft.com/office/drawing/2014/chartex" xmlns:cx1="http://schemas.microsoft.com/office/drawing/2015/9/8/chartex" xmlns:cx2="http://schemas.microsoft.com/office/drawing/2015/10/21/chartex" xmlns:cx3="http://schemas.microsoft.com/office/drawing/2016/5/9/chartex" xmlns:cx4="http://schemas.microsoft.com/office/drawing/2016/5/10/chartex" xmlns:cx5="http://schemas.microsoft.com/office/drawing/2016/5/11/chartex" xmlns:cx6="http://schemas.microsoft.com/office/drawing/2016/5/12/chartex" xmlns:cx7="http://schemas.microsoft.com/office/drawing/2016/5/13/chartex" xmlns:cx8="http://schemas.microsoft.com/office/drawing/2016/5/14/chartex" xmlns:mc="http://schemas.openxmlformats.org/markup-compatibility/2006" xmlns:aink="http://schemas.microsoft.com/office/drawing/2016/ink" xmlns:am3d="http://schemas.microsoft.com/office/drawing/2017/model3d" xmlns:o="urn:schemas-microsoft-com:office:office" xmlns:oel="http://schemas.microsoft.com/office/2019/extlst" xmlns:r="http://schemas.openxmlformats.org/officeDocument/2006/relationships" xmlns:m="http://schemas.openxmlformats.org/officeDocument/2006/math" xmlns:v="urn:schemas-microsoft-com:vml" xmlns:wp14="http://schemas.microsoft.com/office/word/2010/wordprocessingDrawing" xmlns:wp="http://schemas.openxmlformats.org/drawingml/2006/wordprocessingDrawing" xmlns:w10="urn:schemas-microsoft-com:office:word" xmlns:w="http://schemas.openxmlformats.org/wordprocessingml/2006/main" xmlns:w14="http://schemas.microsoft.com/office/word/2010/wordml" xmlns:w15="http://schemas.microsoft.com/office/word/2012/wordml" xmlns:w16cex="http://schemas.microsoft.com/office/word/2018/wordml/cex" xmlns:w16cid="http://schemas.microsoft.com/office/word/2016/wordml/cid" xmlns:w16="http://schemas.microsoft.com/office/word/2018/wordml" xmlns:w16du="http://schemas.microsoft.com/office/word/2023/wordml/word16du" xmlns:w16sdtdh="http://schemas.microsoft.com/office/word/2020/wordml/sdtdatahash" xmlns:w16sdtfl="http://schemas.microsoft.com/office/word/2024/wordml/sdtformatlock" xmlns:w16se="http://schemas.microsoft.com/office/word/2015/wordml/symex" xmlns:wpg="http://schemas.microsoft.com/office/word/2010/wordprocessingGroup" xmlns:wpi="http://schemas.microsoft.com/office/word/2010/wordprocessingInk" xmlns:wne="http://schemas.microsoft.com/office/word/2006/wordml" xmlns:wps="http://schemas.microsoft.com/office/word/2010/wordprocessingShape" mc:Ignorable="w14 w15 w16se w16cid w16 w16cex w16sdtdh w16sdtfl w16du wp14">
+<w:numbering xmlns:wpc="http://schemas.microsoft.com/office/word/2010/wordprocessingCanvas" xmlns:cx="http://schemas.microsoft.com/office/drawing/2014/chartex" xmlns:cx1="http://schemas.microsoft.com/office/drawing/2015/9/8/chartex" xmlns:cx2="http://schemas.microsoft.com/office/drawing/2015/10/21/chartex" xmlns:cx3="http://schemas.microsoft.com/office/drawing/2016/5/9/chartex" xmlns:cx4="http://schemas.microsoft.com/office/drawing/2016/5/10/chartex" xmlns:cx5="http://schemas.microsoft.com/office/drawing/2016/5/11/chartex" xmlns:cx6="http://schemas.microsoft.com/office/drawing/2016/5/12/chartex" xmlns:cx7="http://schemas.microsoft.com/office/drawing/2016/5/13/chartex" xmlns:cx8="http://schemas.microsoft.com/office/drawing/2016/5/14/chartex" xmlns:mc="http://schemas.openxmlformats.org/markup-compatibility/2006" xmlns:aink="http://schemas.microsoft.com/office/drawing/2016/ink" xmlns:am3d="http://schemas.microsoft.com/office/drawing/2017/model3d" xmlns:o="urn:schemas-microsoft-com:office:office" xmlns:oel="http://schemas.microsoft.com/office/2019/extlst" xmlns:r="http://schemas.openxmlformats.org/officeDocument/2006/relationships" xmlns:m="http://schemas.openxmlformats.org/officeDocument/2006/math" xmlns:v="urn:schemas-microsoft-com:vml" xmlns:wp14="http://schemas.microsoft.com/office/word/2010/wordprocessingDrawing" xmlns:wp="http://schemas.openxmlformats.org/drawingml/2006/wordprocessingDrawing" xmlns:w10="urn:schemas-microsoft-com:office:word" xmlns:w="http://schemas.openxmlformats.org/wordprocessingml/2006/main" xmlns:w14="http://schemas.microsoft.com/office/word/2010/wordml" xmlns:w15="http://schemas.microsoft.com/office/word/2012/wordml" xmlns:w16cei="http://schemas.microsoft.com/office/word/2026/wordml/cei" xmlns:w16cex="http://schemas.microsoft.com/office/word/2018/wordml/cex" xmlns:w16cid="http://schemas.microsoft.com/office/word/2016/wordml/cid" xmlns:w16="http://schemas.microsoft.com/office/word/2018/wordml" xmlns:w16du="http://schemas.microsoft.com/office/word/2023/wordml/word16du" xmlns:w16sdtdh="http://schemas.microsoft.com/office/word/2020/wordml/sdtdatahash" xmlns:w16sdtfl="http://schemas.microsoft.com/office/word/2024/wordml/sdtformatlock" xmlns:w16se="http://schemas.microsoft.com/office/word/2015/wordml/symex" xmlns:wpg="http://schemas.microsoft.com/office/word/2010/wordprocessingGroup" xmlns:wpi="http://schemas.microsoft.com/office/word/2010/wordprocessingInk" xmlns:wne="http://schemas.microsoft.com/office/word/2006/wordml" xmlns:wps="http://schemas.microsoft.com/office/word/2010/wordprocessingShape" mc:Ignorable="w14 w15 w16se w16cid w16 w16cex w16sdtdh w16sdtfl w16du wp14">
   <w:abstractNum w:abstractNumId="0" w15:restartNumberingAfterBreak="0">
     <w:nsid w:val="FFFFFF7C"/>
     <w:multiLevelType w:val="singleLevel"/>
@@ -27117,7 +27382,6 @@
   <w:style w:type="character" w:default="1" w:styleId="DefaultParagraphFont">
     <w:name w:val="Default Paragraph Font"/>
     <w:uiPriority w:val="1"/>
-    <w:semiHidden/>
     <w:unhideWhenUsed/>
   </w:style>
   <w:style w:type="table" w:default="1" w:styleId="TableNormal">
@@ -38318,16 +38582,25 @@
 </file>
 
 <file path=customXml/item1.xml><?xml version="1.0" encoding="utf-8"?>
+<b:Sources xmlns:b="http://schemas.openxmlformats.org/officeDocument/2006/bibliography" xmlns="http://schemas.openxmlformats.org/officeDocument/2006/bibliography" SelectedStyle="/APA.XSL" StyleName="APA"/>
+</file>
+
+<file path=customXml/item2.xml><?xml version="1.0" encoding="utf-8"?>
 <p:properties xmlns:p="http://schemas.microsoft.com/office/2006/metadata/properties" xmlns:xsi="http://www.w3.org/2001/XMLSchema-instance" xmlns:pc="http://schemas.microsoft.com/office/infopath/2007/PartnerControls">
   <documentManagement/>
 </p:properties>
 </file>
 
-<file path=customXml/item2.xml><?xml version="1.0" encoding="utf-8"?>
-<b:Sources xmlns:b="http://schemas.openxmlformats.org/officeDocument/2006/bibliography" xmlns="http://schemas.openxmlformats.org/officeDocument/2006/bibliography" SelectedStyle="/APA.XSL" StyleName="APA"/>
+<file path=customXml/item3.xml><?xml version="1.0" encoding="utf-8"?>
+<?mso-contentType ?>
+<FormTemplates xmlns="http://schemas.microsoft.com/sharepoint/v3/contenttype/forms">
+  <Display>DocumentLibraryForm</Display>
+  <Edit>DocumentLibraryForm</Edit>
+  <New>DocumentLibraryForm</New>
+</FormTemplates>
 </file>
 
-<file path=customXml/item3.xml><?xml version="1.0" encoding="utf-8"?>
+<file path=customXml/item4.xml><?xml version="1.0" encoding="utf-8"?>
 <ct:contentTypeSchema xmlns:ct="http://schemas.microsoft.com/office/2006/metadata/contentType" xmlns:ma="http://schemas.microsoft.com/office/2006/metadata/properties/metaAttributes" ct:_="" ma:_="" ma:contentTypeName="Document" ma:contentTypeID="0x010100D02B2778EC6A0B47A66DDA0A29FDE136" ma:contentTypeVersion="3" ma:contentTypeDescription="Create a new document." ma:contentTypeScope="" ma:versionID="a54f932ad354191a5208b21976de4c5f">
   <xsd:schema xmlns:xsd="http://www.w3.org/2001/XMLSchema" xmlns:xs="http://www.w3.org/2001/XMLSchema" xmlns:p="http://schemas.microsoft.com/office/2006/metadata/properties" xmlns:ns2="81156011-d2ee-46ba-9314-fd0c182abcfe" targetNamespace="http://schemas.microsoft.com/office/2006/metadata/properties" ma:root="true" ma:fieldsID="d44883e9aeb4e4dc323bd6b1bbcf4587" ns2:_="">
     <xsd:import namespace="81156011-d2ee-46ba-9314-fd0c182abcfe"/>
@@ -38465,16 +38738,15 @@
 </ct:contentTypeSchema>
 </file>
 
-<file path=customXml/item4.xml><?xml version="1.0" encoding="utf-8"?>
-<?mso-contentType ?>
-<FormTemplates xmlns="http://schemas.microsoft.com/sharepoint/v3/contenttype/forms">
-  <Display>DocumentLibraryForm</Display>
-  <Edit>DocumentLibraryForm</Edit>
-  <New>DocumentLibraryForm</New>
-</FormTemplates>
+<file path=customXml/itemProps1.xml><?xml version="1.0" encoding="utf-8"?>
+<ds:datastoreItem xmlns:ds="http://schemas.openxmlformats.org/officeDocument/2006/customXml" ds:itemID="{EF278816-EC6F-A645-907D-7F25AECB1D4A}">
+  <ds:schemaRefs>
+    <ds:schemaRef ds:uri="http://schemas.openxmlformats.org/officeDocument/2006/bibliography"/>
+  </ds:schemaRefs>
+</ds:datastoreItem>
 </file>
 
-<file path=customXml/itemProps1.xml><?xml version="1.0" encoding="utf-8"?>
+<file path=customXml/itemProps2.xml><?xml version="1.0" encoding="utf-8"?>
 <ds:datastoreItem xmlns:ds="http://schemas.openxmlformats.org/officeDocument/2006/customXml" ds:itemID="{80593494-E2FF-4FF4-B07B-248CF10D52B7}">
   <ds:schemaRefs>
     <ds:schemaRef ds:uri="http://schemas.microsoft.com/office/2006/metadata/properties"/>
@@ -38483,15 +38755,15 @@
 </ds:datastoreItem>
 </file>
 
-<file path=customXml/itemProps2.xml><?xml version="1.0" encoding="utf-8"?>
-<ds:datastoreItem xmlns:ds="http://schemas.openxmlformats.org/officeDocument/2006/customXml" ds:itemID="{EF278816-EC6F-A645-907D-7F25AECB1D4A}">
+<file path=customXml/itemProps3.xml><?xml version="1.0" encoding="utf-8"?>
+<ds:datastoreItem xmlns:ds="http://schemas.openxmlformats.org/officeDocument/2006/customXml" ds:itemID="{65D5CC14-641C-4897-9D2A-E8C01C949CDB}">
   <ds:schemaRefs>
-    <ds:schemaRef ds:uri="http://schemas.openxmlformats.org/officeDocument/2006/bibliography"/>
+    <ds:schemaRef ds:uri="http://schemas.microsoft.com/sharepoint/v3/contenttype/forms"/>
   </ds:schemaRefs>
 </ds:datastoreItem>
 </file>
 
-<file path=customXml/itemProps3.xml><?xml version="1.0" encoding="utf-8"?>
+<file path=customXml/itemProps4.xml><?xml version="1.0" encoding="utf-8"?>
 <ds:datastoreItem xmlns:ds="http://schemas.openxmlformats.org/officeDocument/2006/customXml" ds:itemID="{88CD3C1D-6F7F-4F44-922C-5D7B68757069}">
   <ds:schemaRefs>
     <ds:schemaRef ds:uri="http://schemas.microsoft.com/office/2006/metadata/contentType"/>
@@ -38507,12 +38779,4 @@
     <ds:schemaRef ds:uri="http://schemas.microsoft.com/internal/obd"/>
   </ds:schemaRefs>
 </ds:datastoreItem>
-</file>
-
-<file path=customXml/itemProps4.xml><?xml version="1.0" encoding="utf-8"?>
-<ds:datastoreItem xmlns:ds="http://schemas.openxmlformats.org/officeDocument/2006/customXml" ds:itemID="{65D5CC14-641C-4897-9D2A-E8C01C949CDB}">
-  <ds:schemaRefs>
-    <ds:schemaRef ds:uri="http://schemas.microsoft.com/sharepoint/v3/contenttype/forms"/>
-  </ds:schemaRefs>
-</ds:datastoreItem>
 </file>